--- a/2_Study2_SEV/2_1_MaterialProc/2_1_1_Procedure/2_1_1_2_SEV_instructions.docx
+++ b/2_Study2_SEV/2_1_MaterialProc/2_1_1_Procedure/2_1_1_2_SEV_instructions.docx
@@ -4,7 +4,7 @@
   <w:body>
     <w:p>
       <w:pPr>
-        <w:pStyle w:val="13"/>
+        <w:pStyle w:val="12"/>
         <w:widowControl/>
         <w:rPr>
           <w:rFonts w:hint="default"/>
@@ -24,17 +24,17 @@
     </w:p>
     <w:p>
       <w:pPr>
-        <w:pStyle w:val="13"/>
-        <w:widowControl/>
-        <w:rPr>
-          <w:rFonts w:hint="default"/>
-          <w:color w:val="000000"/>
-        </w:rPr>
-      </w:pPr>
-    </w:p>
-    <w:p>
-      <w:pPr>
-        <w:pStyle w:val="13"/>
+        <w:pStyle w:val="12"/>
+        <w:widowControl/>
+        <w:rPr>
+          <w:rFonts w:hint="default"/>
+          <w:color w:val="000000"/>
+        </w:rPr>
+      </w:pPr>
+    </w:p>
+    <w:p>
+      <w:pPr>
+        <w:pStyle w:val="12"/>
         <w:widowControl/>
         <w:rPr>
           <w:rFonts w:hint="default"/>
@@ -50,17 +50,17 @@
     </w:p>
     <w:p>
       <w:pPr>
-        <w:pStyle w:val="13"/>
-        <w:widowControl/>
-        <w:rPr>
-          <w:rFonts w:hint="default"/>
-          <w:color w:val="000000"/>
-        </w:rPr>
-      </w:pPr>
-    </w:p>
-    <w:p>
-      <w:pPr>
-        <w:pStyle w:val="13"/>
+        <w:pStyle w:val="12"/>
+        <w:widowControl/>
+        <w:rPr>
+          <w:rFonts w:hint="default"/>
+          <w:color w:val="000000"/>
+        </w:rPr>
+      </w:pPr>
+    </w:p>
+    <w:p>
+      <w:pPr>
+        <w:pStyle w:val="12"/>
         <w:widowControl/>
         <w:rPr>
           <w:rFonts w:hint="default"/>
@@ -76,17 +76,17 @@
     </w:p>
     <w:p>
       <w:pPr>
-        <w:pStyle w:val="13"/>
-        <w:widowControl/>
-        <w:rPr>
-          <w:rFonts w:hint="default"/>
-          <w:color w:val="000000"/>
-        </w:rPr>
-      </w:pPr>
-    </w:p>
-    <w:p>
-      <w:pPr>
-        <w:pStyle w:val="13"/>
+        <w:pStyle w:val="12"/>
+        <w:widowControl/>
+        <w:rPr>
+          <w:rFonts w:hint="default"/>
+          <w:color w:val="000000"/>
+        </w:rPr>
+      </w:pPr>
+    </w:p>
+    <w:p>
+      <w:pPr>
+        <w:pStyle w:val="12"/>
         <w:widowControl/>
         <w:rPr>
           <w:rFonts w:hint="default"/>
@@ -116,7 +116,7 @@
     </w:p>
     <w:p>
       <w:pPr>
-        <w:pStyle w:val="13"/>
+        <w:pStyle w:val="12"/>
         <w:widowControl/>
         <w:rPr>
           <w:rFonts w:hint="default"/>
@@ -242,7 +242,7 @@
     </w:p>
     <w:p>
       <w:pPr>
-        <w:pStyle w:val="13"/>
+        <w:pStyle w:val="12"/>
         <w:widowControl/>
         <w:rPr>
           <w:rFonts w:hint="default"/>
@@ -306,7 +306,7 @@
     </w:p>
     <w:p>
       <w:pPr>
-        <w:pStyle w:val="13"/>
+        <w:pStyle w:val="12"/>
         <w:widowControl/>
         <w:rPr>
           <w:rFonts w:hint="default"/>
@@ -322,77 +322,77 @@
     </w:p>
     <w:p>
       <w:pPr>
-        <w:pStyle w:val="13"/>
-        <w:widowControl/>
-        <w:rPr>
-          <w:rFonts w:hint="default"/>
-          <w:color w:val="000000"/>
-        </w:rPr>
-      </w:pPr>
-    </w:p>
-    <w:p>
-      <w:pPr>
-        <w:pStyle w:val="13"/>
-        <w:widowControl/>
-        <w:rPr>
-          <w:rFonts w:hint="default"/>
-          <w:color w:val="000000"/>
-        </w:rPr>
-      </w:pPr>
-    </w:p>
-    <w:p>
-      <w:pPr>
-        <w:pStyle w:val="13"/>
-        <w:widowControl/>
-        <w:rPr>
-          <w:rFonts w:hint="default"/>
-          <w:color w:val="000000"/>
-        </w:rPr>
-      </w:pPr>
-    </w:p>
-    <w:p>
-      <w:pPr>
-        <w:pStyle w:val="13"/>
-        <w:widowControl/>
-        <w:rPr>
-          <w:rFonts w:hint="default"/>
-          <w:color w:val="000000"/>
-        </w:rPr>
-      </w:pPr>
-    </w:p>
-    <w:p>
-      <w:pPr>
-        <w:pStyle w:val="13"/>
-        <w:widowControl/>
-        <w:rPr>
-          <w:rFonts w:hint="default"/>
-          <w:color w:val="000000"/>
-        </w:rPr>
-      </w:pPr>
-    </w:p>
-    <w:p>
-      <w:pPr>
-        <w:pStyle w:val="13"/>
-        <w:widowControl/>
-        <w:rPr>
-          <w:rFonts w:hint="default"/>
-          <w:color w:val="000000"/>
-        </w:rPr>
-      </w:pPr>
-    </w:p>
-    <w:p>
-      <w:pPr>
-        <w:pStyle w:val="13"/>
-        <w:widowControl/>
-        <w:rPr>
-          <w:rFonts w:hint="default"/>
-          <w:color w:val="000000"/>
-        </w:rPr>
-      </w:pPr>
-    </w:p>
-    <w:p>
-      <w:pPr>
-        <w:pStyle w:val="13"/>
+        <w:pStyle w:val="12"/>
+        <w:widowControl/>
+        <w:rPr>
+          <w:rFonts w:hint="default"/>
+          <w:color w:val="000000"/>
+        </w:rPr>
+      </w:pPr>
+    </w:p>
+    <w:p>
+      <w:pPr>
+        <w:pStyle w:val="12"/>
+        <w:widowControl/>
+        <w:rPr>
+          <w:rFonts w:hint="default"/>
+          <w:color w:val="000000"/>
+        </w:rPr>
+      </w:pPr>
+    </w:p>
+    <w:p>
+      <w:pPr>
+        <w:pStyle w:val="12"/>
+        <w:widowControl/>
+        <w:rPr>
+          <w:rFonts w:hint="default"/>
+          <w:color w:val="000000"/>
+        </w:rPr>
+      </w:pPr>
+    </w:p>
+    <w:p>
+      <w:pPr>
+        <w:pStyle w:val="12"/>
+        <w:widowControl/>
+        <w:rPr>
+          <w:rFonts w:hint="default"/>
+          <w:color w:val="000000"/>
+        </w:rPr>
+      </w:pPr>
+    </w:p>
+    <w:p>
+      <w:pPr>
+        <w:pStyle w:val="12"/>
+        <w:widowControl/>
+        <w:rPr>
+          <w:rFonts w:hint="default"/>
+          <w:color w:val="000000"/>
+        </w:rPr>
+      </w:pPr>
+    </w:p>
+    <w:p>
+      <w:pPr>
+        <w:pStyle w:val="12"/>
+        <w:widowControl/>
+        <w:rPr>
+          <w:rFonts w:hint="default"/>
+          <w:color w:val="000000"/>
+        </w:rPr>
+      </w:pPr>
+    </w:p>
+    <w:p>
+      <w:pPr>
+        <w:pStyle w:val="12"/>
+        <w:widowControl/>
+        <w:rPr>
+          <w:rFonts w:hint="default"/>
+          <w:color w:val="000000"/>
+        </w:rPr>
+      </w:pPr>
+    </w:p>
+    <w:p>
+      <w:pPr>
+        <w:pStyle w:val="12"/>
         <w:widowControl/>
         <w:rPr>
           <w:rFonts w:hint="default"/>
@@ -410,7 +410,7 @@
     </w:p>
     <w:p>
       <w:pPr>
-        <w:pStyle w:val="13"/>
+        <w:pStyle w:val="12"/>
         <w:widowControl/>
         <w:rPr>
           <w:rFonts w:hint="default"/>
@@ -434,7 +434,7 @@
     </w:p>
     <w:p>
       <w:pPr>
-        <w:pStyle w:val="13"/>
+        <w:pStyle w:val="12"/>
         <w:widowControl/>
         <w:jc w:val="both"/>
         <w:rPr>
@@ -459,7 +459,7 @@
     </w:p>
     <w:p>
       <w:pPr>
-        <w:pStyle w:val="13"/>
+        <w:pStyle w:val="12"/>
         <w:widowControl/>
         <w:jc w:val="both"/>
         <w:rPr>
@@ -484,7 +484,7 @@
     </w:p>
     <w:p>
       <w:pPr>
-        <w:pStyle w:val="13"/>
+        <w:pStyle w:val="12"/>
         <w:widowControl/>
         <w:jc w:val="both"/>
         <w:rPr>
@@ -509,7 +509,7 @@
     </w:p>
     <w:p>
       <w:pPr>
-        <w:pStyle w:val="13"/>
+        <w:pStyle w:val="12"/>
         <w:widowControl/>
         <w:jc w:val="both"/>
         <w:rPr>
@@ -518,6 +518,7 @@
           <w:lang w:eastAsia="zh-Hans"/>
         </w:rPr>
       </w:pPr>
+      <w:commentRangeStart w:id="0"/>
       <w:r>
         <w:rPr>
           <w:b/>
@@ -576,11 +577,103 @@
           <w:color w:val="000000"/>
           <w:lang w:eastAsia="zh-Hans"/>
         </w:rPr>
-        <w:t>为保证本研究的数据质量，本问卷设置了几个注意力的检测题，这几个题目的答案非常明显。这些题目回答如果不符合常识</w:t>
-      </w:r>
-      <w:r>
-        <w:rPr>
-          <w:rFonts w:hint="default"/>
+        <w:t>为保证本研究的数据质量，本问卷设置了几个注意力的检测题。这几个题目</w:t>
+      </w:r>
+      <w:r>
+        <w:rPr>
+          <w:color w:val="000000"/>
+        </w:rPr>
+        <w:t>中多数是常识题，其</w:t>
+      </w:r>
+      <w:r>
+        <w:rPr>
+          <w:color w:val="000000"/>
+          <w:lang w:eastAsia="zh-Hans"/>
+        </w:rPr>
+        <w:t>答案非常明显</w:t>
+      </w:r>
+      <w:r>
+        <w:rPr>
+          <w:color w:val="000000"/>
+        </w:rPr>
+        <w:t>正确或者错误</w:t>
+      </w:r>
+      <w:r>
+        <w:rPr>
+          <w:color w:val="000000"/>
+          <w:lang w:eastAsia="zh-Hans"/>
+        </w:rPr>
+        <w:t>，如果</w:t>
+      </w:r>
+      <w:r>
+        <w:rPr>
+          <w:color w:val="000000"/>
+        </w:rPr>
+        <w:t>符合常识，</w:t>
+      </w:r>
+      <w:r>
+        <w:rPr>
+          <w:color w:val="000000"/>
+          <w:lang w:eastAsia="zh-Hans"/>
+        </w:rPr>
+        <w:t>就选“非常同意”，</w:t>
+      </w:r>
+      <w:r>
+        <w:rPr>
+          <w:color w:val="000000"/>
+        </w:rPr>
+        <w:t>如果不符合常识</w:t>
+      </w:r>
+      <w:r>
+        <w:rPr>
+          <w:color w:val="000000"/>
+          <w:lang w:eastAsia="zh-Hans"/>
+        </w:rPr>
+        <w:t>就选“非常不同意”，</w:t>
+      </w:r>
+      <w:r>
+        <w:rPr>
+          <w:color w:val="000000"/>
+        </w:rPr>
+        <w:t>务必</w:t>
+      </w:r>
+      <w:r>
+        <w:rPr>
+          <w:color w:val="000000"/>
+          <w:lang w:eastAsia="zh-Hans"/>
+        </w:rPr>
+        <w:t>不要选其他选项。</w:t>
+      </w:r>
+      <w:r>
+        <w:rPr>
+          <w:color w:val="000000"/>
+        </w:rPr>
+        <w:t>还有少量的注意力检测题将直接提示答案如何选择。</w:t>
+      </w:r>
+      <w:r>
+        <w:rPr>
+          <w:color w:val="000000"/>
+          <w:lang w:eastAsia="zh-Hans"/>
+        </w:rPr>
+        <w:t>如果有1道及以上注意力检测题回答错误，</w:t>
+      </w:r>
+      <w:r>
+        <w:rPr>
+          <w:rFonts w:hint="eastAsia"/>
+          <w:color w:val="000000"/>
+          <w:lang w:eastAsia="zh-Hans"/>
+        </w:rPr>
+        <w:t>实验</w:t>
+      </w:r>
+      <w:r>
+        <w:rPr>
+          <w:rFonts w:hint="eastAsia"/>
+          <w:color w:val="000000"/>
+        </w:rPr>
+        <w:t>将自动终止并退出实验界面</w:t>
+      </w:r>
+      <w:r>
+        <w:rPr>
           <w:color w:val="000000"/>
           <w:lang w:eastAsia="zh-Hans"/>
         </w:rPr>
@@ -588,73 +681,126 @@
       </w:r>
       <w:r>
         <w:rPr>
-          <w:color w:val="000000"/>
-          <w:lang w:eastAsia="zh-Hans"/>
-        </w:rPr>
-        <w:t>即被判断为错误。如果有1道及以上注意力检测题回答错误，或者实验中有明显随意填写的情况，您的数据会被提前设置好的程序自动识别为无效。</w:t>
-      </w:r>
-      <w:r>
-        <w:rPr>
-          <w:rFonts w:hint="eastAsia"/>
-          <w:szCs w:val="21"/>
-        </w:rPr>
-        <w:t>如果这种情况发生，</w:t>
-      </w:r>
-      <w:r>
-        <w:rPr>
-          <w:rFonts w:hint="eastAsia" w:ascii="宋体" w:hAnsi="宋体" w:eastAsia="宋体" w:cs="宋体"/>
-          <w:szCs w:val="21"/>
-          <w:lang w:eastAsia="zh-Hans"/>
-        </w:rPr>
-        <w:t>您</w:t>
-      </w:r>
-      <w:r>
-        <w:rPr>
-          <w:rFonts w:hint="eastAsia" w:ascii="宋体" w:hAnsi="宋体" w:eastAsia="宋体" w:cs="宋体"/>
-          <w:szCs w:val="21"/>
-          <w:lang w:val="en-US" w:eastAsia="zh-Hans"/>
-        </w:rPr>
-        <w:t>的</w:t>
-      </w:r>
-      <w:r>
-        <w:rPr>
-          <w:rFonts w:hint="eastAsia" w:ascii="宋体" w:hAnsi="宋体" w:eastAsia="宋体" w:cs="宋体"/>
-          <w:szCs w:val="21"/>
-          <w:lang w:eastAsia="zh-Hans"/>
-        </w:rPr>
-        <w:t>数据将无法纳入到最终的数据分析之中，您的</w:t>
-      </w:r>
-      <w:r>
-        <w:rPr>
-          <w:rFonts w:hint="eastAsia"/>
-          <w:szCs w:val="21"/>
-          <w:lang w:eastAsia="zh-Hans"/>
-        </w:rPr>
-        <w:t>报酬</w:t>
-      </w:r>
-      <w:r>
-        <w:rPr>
-          <w:szCs w:val="21"/>
-        </w:rPr>
-        <w:t>为20元</w:t>
-      </w:r>
-      <w:r>
-        <w:rPr>
-          <w:rFonts w:hint="eastAsia" w:ascii="宋体" w:hAnsi="宋体" w:eastAsia="宋体" w:cs="宋体"/>
-          <w:szCs w:val="21"/>
+          <w:rFonts w:hint="eastAsia"/>
+          <w:color w:val="000000"/>
+        </w:rPr>
+        <w:t>您将看到如下提示：</w:t>
+      </w:r>
+      <w:r>
+        <w:rPr>
+          <w:rFonts w:hint="eastAsia"/>
+          <w:color w:val="000000"/>
+          <w:lang w:eastAsia="zh-Hans"/>
+        </w:rPr>
+        <w:t>“注意检测题有误</w:t>
+      </w:r>
+      <w:r>
+        <w:rPr>
+          <w:color w:val="000000"/>
+          <w:lang w:eastAsia="zh-Hans"/>
+        </w:rPr>
+        <w:t>，</w:t>
+      </w:r>
+      <w:r>
+        <w:rPr>
+          <w:rFonts w:hint="eastAsia"/>
+          <w:color w:val="000000"/>
+          <w:lang w:eastAsia="zh-Hans"/>
+        </w:rPr>
+        <w:t>实验到此结束”。</w:t>
+      </w:r>
+      <w:r>
+        <w:rPr>
+          <w:rFonts w:hint="eastAsia"/>
+          <w:color w:val="000000"/>
+        </w:rPr>
+        <w:t>如果出现这种情况，意味着您的数据无效，</w:t>
+      </w:r>
+      <w:r>
+        <w:rPr>
+          <w:rFonts w:hint="eastAsia"/>
+          <w:color w:val="000000"/>
+          <w:lang w:eastAsia="zh-Hans"/>
+        </w:rPr>
+        <w:t>您将只能收到</w:t>
+      </w:r>
+      <w:r>
+        <w:rPr>
+          <w:color w:val="000000"/>
+          <w:lang w:eastAsia="zh-Hans"/>
+        </w:rPr>
+        <w:t>20</w:t>
+      </w:r>
+      <w:r>
+        <w:rPr>
+          <w:rFonts w:hint="eastAsia"/>
+          <w:color w:val="000000"/>
+          <w:lang w:eastAsia="zh-Hans"/>
+        </w:rPr>
+        <w:t>元的实验报酬</w:t>
+      </w:r>
+      <w:r>
+        <w:rPr>
+          <w:color w:val="000000"/>
+          <w:lang w:eastAsia="zh-Hans"/>
         </w:rPr>
         <w:t>。</w:t>
       </w:r>
       <w:r>
         <w:rPr>
-          <w:color w:val="000000"/>
-          <w:lang w:eastAsia="zh-Hans"/>
-        </w:rPr>
-        <w:t>希望您能够理解本研究的设定，认真对待实验</w:t>
-      </w:r>
-      <w:r>
-        <w:rPr>
-          <w:rFonts w:hint="default"/>
+          <w:rFonts w:hint="eastAsia"/>
+          <w:color w:val="000000"/>
+          <w:lang w:eastAsia="zh-Hans"/>
+        </w:rPr>
+        <w:t>如果您将实验所设置的注意力检测题全部回答正确</w:t>
+      </w:r>
+      <w:r>
+        <w:rPr>
+          <w:color w:val="000000"/>
+          <w:lang w:eastAsia="zh-Hans"/>
+        </w:rPr>
+        <w:t>，</w:t>
+      </w:r>
+      <w:r>
+        <w:rPr>
+          <w:rFonts w:hint="eastAsia"/>
+          <w:color w:val="000000"/>
+          <w:lang w:eastAsia="zh-Hans"/>
+        </w:rPr>
+        <w:t>并且在实验中没有明显随意填写的情况</w:t>
+      </w:r>
+      <w:r>
+        <w:rPr>
+          <w:color w:val="000000"/>
+          <w:lang w:eastAsia="zh-Hans"/>
+        </w:rPr>
+        <w:t>，</w:t>
+      </w:r>
+      <w:r>
+        <w:rPr>
+          <w:rFonts w:hint="eastAsia"/>
+          <w:color w:val="000000"/>
+          <w:lang w:eastAsia="zh-Hans"/>
+        </w:rPr>
+        <w:t>那您将收到</w:t>
+      </w:r>
+      <w:r>
+        <w:rPr>
+          <w:color w:val="000000"/>
+          <w:lang w:eastAsia="zh-Hans"/>
+        </w:rPr>
+        <w:t>50</w:t>
+      </w:r>
+      <w:r>
+        <w:rPr>
+          <w:rFonts w:hint="eastAsia"/>
+          <w:color w:val="000000"/>
+          <w:lang w:eastAsia="zh-Hans"/>
+        </w:rPr>
+        <w:t>元的实验报酬</w:t>
+      </w:r>
+      <w:r>
+        <w:rPr>
           <w:color w:val="000000"/>
           <w:lang w:eastAsia="zh-Hans"/>
         </w:rPr>
@@ -662,6 +808,125 @@
       </w:r>
       <w:r>
         <w:rPr>
+          <w:rFonts w:hint="eastAsia"/>
+          <w:color w:val="000000"/>
+        </w:rPr>
+        <w:t>我们鼓励您</w:t>
+      </w:r>
+      <w:r>
+        <w:rPr>
+          <w:rFonts w:hint="eastAsia"/>
+          <w:color w:val="000000"/>
+          <w:lang w:eastAsia="zh-Hans"/>
+        </w:rPr>
+        <w:t>认真</w:t>
+      </w:r>
+      <w:r>
+        <w:rPr>
+          <w:rFonts w:hint="eastAsia"/>
+          <w:color w:val="000000"/>
+        </w:rPr>
+        <w:t>完成</w:t>
+      </w:r>
+      <w:r>
+        <w:rPr>
+          <w:rFonts w:hint="eastAsia"/>
+          <w:color w:val="000000"/>
+          <w:lang w:eastAsia="zh-Hans"/>
+        </w:rPr>
+        <w:t>实验（</w:t>
+      </w:r>
+      <w:r>
+        <w:rPr>
+          <w:rFonts w:hint="eastAsia"/>
+          <w:color w:val="000000"/>
+        </w:rPr>
+        <w:t>比如中途进行休息等方式）。在数据有效的前提下，</w:t>
+      </w:r>
+      <w:r>
+        <w:rPr>
+          <w:rFonts w:hint="eastAsia"/>
+          <w:color w:val="000000"/>
+          <w:lang w:eastAsia="zh-Hans"/>
+        </w:rPr>
+        <w:t>如果您最终的实际实验时</w:t>
+      </w:r>
+      <w:r>
+        <w:rPr>
+          <w:rFonts w:hint="eastAsia"/>
+          <w:color w:val="000000"/>
+        </w:rPr>
+        <w:t>间（以问卷程序记录的时间为准）比预期时间（2小时）超出一个小时及以上</w:t>
+      </w:r>
+      <w:r>
+        <w:rPr>
+          <w:color w:val="000000"/>
+          <w:lang w:eastAsia="zh-Hans"/>
+        </w:rPr>
+        <w:t>，</w:t>
+      </w:r>
+      <w:r>
+        <w:rPr>
+          <w:rFonts w:hint="eastAsia"/>
+          <w:color w:val="000000"/>
+          <w:lang w:eastAsia="zh-Hans"/>
+        </w:rPr>
+        <w:t>我们将给您</w:t>
+      </w:r>
+      <w:r>
+        <w:rPr>
+          <w:rFonts w:hint="eastAsia"/>
+          <w:color w:val="000000"/>
+        </w:rPr>
+        <w:t>额外</w:t>
+      </w:r>
+      <w:r>
+        <w:rPr>
+          <w:rFonts w:hint="eastAsia"/>
+          <w:color w:val="000000"/>
+          <w:lang w:eastAsia="zh-Hans"/>
+        </w:rPr>
+        <w:t>发放</w:t>
+      </w:r>
+      <w:r>
+        <w:rPr>
+          <w:color w:val="000000"/>
+          <w:lang w:eastAsia="zh-Hans"/>
+        </w:rPr>
+        <w:t>10</w:t>
+      </w:r>
+      <w:r>
+        <w:rPr>
+          <w:rFonts w:hint="eastAsia"/>
+          <w:color w:val="000000"/>
+          <w:lang w:eastAsia="zh-Hans"/>
+        </w:rPr>
+        <w:t>元</w:t>
+      </w:r>
+      <w:r>
+        <w:rPr>
+          <w:rFonts w:hint="eastAsia"/>
+          <w:color w:val="000000"/>
+        </w:rPr>
+        <w:t>作为补偿</w:t>
+      </w:r>
+      <w:r>
+        <w:rPr>
+          <w:color w:val="000000"/>
+          <w:lang w:eastAsia="zh-Hans"/>
+        </w:rPr>
+        <w:t>。希望您能够理解本研究的设定，认真对待实验</w:t>
+      </w:r>
+      <w:r>
+        <w:rPr>
+          <w:rFonts w:hint="default"/>
+          <w:color w:val="000000"/>
+          <w:lang w:eastAsia="zh-Hans"/>
+        </w:rPr>
+        <w:t>。</w:t>
+      </w:r>
+      <w:r>
+        <w:rPr>
           <w:color w:val="000000"/>
           <w:lang w:eastAsia="zh-Hans"/>
         </w:rPr>
@@ -690,10 +955,14 @@
         </w:rPr>
         <w:t>。</w:t>
       </w:r>
-    </w:p>
-    <w:p>
-      <w:pPr>
-        <w:pStyle w:val="13"/>
+      <w:commentRangeEnd w:id="0"/>
+      <w:r>
+        <w:commentReference w:id="0"/>
+      </w:r>
+    </w:p>
+    <w:p>
+      <w:pPr>
+        <w:pStyle w:val="12"/>
         <w:widowControl/>
         <w:jc w:val="both"/>
         <w:rPr>
@@ -718,7 +987,7 @@
     </w:p>
     <w:p>
       <w:pPr>
-        <w:pStyle w:val="13"/>
+        <w:pStyle w:val="12"/>
         <w:widowControl/>
         <w:jc w:val="both"/>
         <w:rPr>
@@ -743,7 +1012,7 @@
     </w:p>
     <w:p>
       <w:pPr>
-        <w:pStyle w:val="13"/>
+        <w:pStyle w:val="12"/>
         <w:widowControl/>
         <w:jc w:val="both"/>
         <w:rPr>
@@ -768,7 +1037,7 @@
     </w:p>
     <w:p>
       <w:pPr>
-        <w:pStyle w:val="13"/>
+        <w:pStyle w:val="12"/>
         <w:widowControl/>
         <w:jc w:val="both"/>
         <w:rPr>
@@ -806,7 +1075,7 @@
     </w:p>
     <w:p>
       <w:pPr>
-        <w:pStyle w:val="13"/>
+        <w:pStyle w:val="12"/>
         <w:widowControl/>
         <w:jc w:val="both"/>
         <w:rPr>
@@ -831,9 +1100,10 @@
     </w:p>
     <w:p>
       <w:pPr>
-        <w:pStyle w:val="13"/>
-        <w:widowControl/>
-        <w:rPr>
+        <w:pStyle w:val="12"/>
+        <w:widowControl/>
+        <w:rPr>
+          <w:rFonts w:hint="default"/>
           <w:color w:val="000000"/>
         </w:rPr>
       </w:pPr>
@@ -846,225 +1116,187 @@
     </w:p>
     <w:p>
       <w:pPr>
-        <w:pStyle w:val="13"/>
-        <w:widowControl/>
-        <w:rPr>
-          <w:color w:val="000000"/>
-        </w:rPr>
-      </w:pPr>
-    </w:p>
-    <w:p>
-      <w:pPr>
-        <w:pStyle w:val="13"/>
-        <w:widowControl/>
-        <w:rPr>
-          <w:color w:val="000000"/>
-        </w:rPr>
-      </w:pPr>
-    </w:p>
-    <w:p>
-      <w:pPr>
-        <w:pStyle w:val="13"/>
-        <w:widowControl/>
-        <w:rPr>
-          <w:rFonts w:hint="default"/>
-          <w:color w:val="000000"/>
-        </w:rPr>
-      </w:pPr>
-    </w:p>
-    <w:p>
-      <w:pPr>
-        <w:pStyle w:val="13"/>
-        <w:widowControl/>
-        <w:rPr>
-          <w:rFonts w:hint="default"/>
-          <w:color w:val="000000"/>
-        </w:rPr>
-      </w:pPr>
-    </w:p>
-    <w:p>
-      <w:pPr>
-        <w:pStyle w:val="13"/>
-        <w:widowControl/>
-        <w:rPr>
-          <w:rFonts w:hint="default"/>
-          <w:color w:val="000000"/>
-        </w:rPr>
-      </w:pPr>
-    </w:p>
-    <w:p>
-      <w:pPr>
-        <w:pStyle w:val="13"/>
-        <w:widowControl/>
-        <w:rPr>
-          <w:rFonts w:hint="default"/>
-          <w:color w:val="000000"/>
-        </w:rPr>
-      </w:pPr>
-    </w:p>
-    <w:p>
-      <w:pPr>
-        <w:pStyle w:val="13"/>
-        <w:widowControl/>
-        <w:rPr>
-          <w:rFonts w:hint="default"/>
-          <w:color w:val="000000"/>
-        </w:rPr>
-      </w:pPr>
-    </w:p>
-    <w:p>
-      <w:pPr>
-        <w:pStyle w:val="13"/>
-        <w:widowControl/>
-        <w:rPr>
-          <w:rFonts w:hint="default"/>
-          <w:color w:val="000000"/>
-        </w:rPr>
-      </w:pPr>
-    </w:p>
-    <w:p>
-      <w:pPr>
-        <w:pStyle w:val="13"/>
-        <w:widowControl/>
-        <w:rPr>
-          <w:rFonts w:hint="default"/>
-          <w:color w:val="000000"/>
-        </w:rPr>
-      </w:pPr>
-    </w:p>
-    <w:p>
-      <w:pPr>
-        <w:pStyle w:val="13"/>
-        <w:widowControl/>
-        <w:rPr>
-          <w:rFonts w:hint="default"/>
-          <w:color w:val="000000"/>
-        </w:rPr>
-      </w:pPr>
-    </w:p>
-    <w:p>
-      <w:pPr>
-        <w:pStyle w:val="13"/>
-        <w:widowControl/>
-        <w:rPr>
-          <w:rFonts w:hint="default"/>
-          <w:color w:val="000000"/>
-        </w:rPr>
-      </w:pPr>
-    </w:p>
-    <w:p>
-      <w:pPr>
-        <w:pStyle w:val="13"/>
-        <w:widowControl/>
-        <w:rPr>
-          <w:rFonts w:hint="default"/>
-          <w:color w:val="000000"/>
-        </w:rPr>
-      </w:pPr>
-    </w:p>
-    <w:p>
-      <w:pPr>
-        <w:pStyle w:val="13"/>
-        <w:widowControl/>
-        <w:rPr>
-          <w:rFonts w:hint="default"/>
-          <w:color w:val="000000"/>
-        </w:rPr>
-      </w:pPr>
-    </w:p>
-    <w:p>
-      <w:pPr>
-        <w:pStyle w:val="13"/>
-        <w:widowControl/>
-        <w:rPr>
-          <w:rFonts w:hint="default"/>
-          <w:color w:val="000000"/>
-        </w:rPr>
-      </w:pPr>
-    </w:p>
-    <w:p>
-      <w:pPr>
-        <w:pStyle w:val="13"/>
-        <w:widowControl/>
-        <w:rPr>
-          <w:rFonts w:hint="default"/>
-          <w:color w:val="000000"/>
-        </w:rPr>
-      </w:pPr>
-    </w:p>
-    <w:p>
-      <w:pPr>
-        <w:pStyle w:val="13"/>
-        <w:widowControl/>
-        <w:rPr>
-          <w:rFonts w:hint="default"/>
-          <w:color w:val="000000"/>
-        </w:rPr>
-      </w:pPr>
-    </w:p>
-    <w:p>
-      <w:pPr>
-        <w:pStyle w:val="13"/>
-        <w:widowControl/>
-        <w:rPr>
-          <w:rFonts w:hint="default"/>
-          <w:color w:val="000000"/>
-        </w:rPr>
-      </w:pPr>
-    </w:p>
-    <w:p>
-      <w:pPr>
-        <w:pStyle w:val="13"/>
-        <w:widowControl/>
-        <w:rPr>
-          <w:rFonts w:hint="default"/>
-          <w:color w:val="000000"/>
-        </w:rPr>
-      </w:pPr>
-    </w:p>
-    <w:p>
-      <w:pPr>
-        <w:pStyle w:val="13"/>
-        <w:widowControl/>
-        <w:rPr>
-          <w:rFonts w:hint="default"/>
-          <w:color w:val="000000"/>
-        </w:rPr>
-      </w:pPr>
-    </w:p>
-    <w:p>
-      <w:pPr>
-        <w:pStyle w:val="13"/>
-        <w:widowControl/>
-        <w:rPr>
-          <w:rFonts w:hint="default"/>
-          <w:color w:val="000000"/>
-        </w:rPr>
-      </w:pPr>
-    </w:p>
-    <w:p>
-      <w:pPr>
-        <w:pStyle w:val="13"/>
-        <w:widowControl/>
-        <w:rPr>
-          <w:rFonts w:hint="default"/>
-          <w:color w:val="000000"/>
-        </w:rPr>
-      </w:pPr>
-    </w:p>
-    <w:p>
-      <w:pPr>
-        <w:pStyle w:val="13"/>
-        <w:widowControl/>
-        <w:rPr>
-          <w:rFonts w:hint="default"/>
-          <w:color w:val="000000"/>
-        </w:rPr>
-      </w:pPr>
-    </w:p>
-    <w:p>
-      <w:pPr>
-        <w:pStyle w:val="13"/>
+        <w:pStyle w:val="12"/>
+        <w:widowControl/>
+        <w:rPr>
+          <w:rFonts w:hint="default"/>
+          <w:color w:val="000000"/>
+        </w:rPr>
+      </w:pPr>
+    </w:p>
+    <w:p>
+      <w:pPr>
+        <w:pStyle w:val="12"/>
+        <w:widowControl/>
+        <w:rPr>
+          <w:rFonts w:hint="default"/>
+          <w:color w:val="000000"/>
+        </w:rPr>
+      </w:pPr>
+    </w:p>
+    <w:p>
+      <w:pPr>
+        <w:pStyle w:val="12"/>
+        <w:widowControl/>
+        <w:rPr>
+          <w:rFonts w:hint="default"/>
+          <w:color w:val="000000"/>
+        </w:rPr>
+      </w:pPr>
+    </w:p>
+    <w:p>
+      <w:pPr>
+        <w:pStyle w:val="12"/>
+        <w:widowControl/>
+        <w:rPr>
+          <w:rFonts w:hint="default"/>
+          <w:color w:val="000000"/>
+        </w:rPr>
+      </w:pPr>
+    </w:p>
+    <w:p>
+      <w:pPr>
+        <w:pStyle w:val="12"/>
+        <w:widowControl/>
+        <w:rPr>
+          <w:rFonts w:hint="default"/>
+          <w:color w:val="000000"/>
+        </w:rPr>
+      </w:pPr>
+    </w:p>
+    <w:p>
+      <w:pPr>
+        <w:pStyle w:val="12"/>
+        <w:widowControl/>
+        <w:rPr>
+          <w:rFonts w:hint="default"/>
+          <w:color w:val="000000"/>
+        </w:rPr>
+      </w:pPr>
+    </w:p>
+    <w:p>
+      <w:pPr>
+        <w:pStyle w:val="12"/>
+        <w:widowControl/>
+        <w:rPr>
+          <w:rFonts w:hint="default"/>
+          <w:color w:val="000000"/>
+        </w:rPr>
+      </w:pPr>
+    </w:p>
+    <w:p>
+      <w:pPr>
+        <w:pStyle w:val="12"/>
+        <w:widowControl/>
+        <w:rPr>
+          <w:rFonts w:hint="default"/>
+          <w:color w:val="000000"/>
+        </w:rPr>
+      </w:pPr>
+    </w:p>
+    <w:p>
+      <w:pPr>
+        <w:pStyle w:val="12"/>
+        <w:widowControl/>
+        <w:rPr>
+          <w:rFonts w:hint="default"/>
+          <w:color w:val="000000"/>
+        </w:rPr>
+      </w:pPr>
+    </w:p>
+    <w:p>
+      <w:pPr>
+        <w:pStyle w:val="12"/>
+        <w:widowControl/>
+        <w:rPr>
+          <w:rFonts w:hint="default"/>
+          <w:color w:val="000000"/>
+        </w:rPr>
+      </w:pPr>
+    </w:p>
+    <w:p>
+      <w:pPr>
+        <w:pStyle w:val="12"/>
+        <w:widowControl/>
+        <w:rPr>
+          <w:rFonts w:hint="default"/>
+          <w:color w:val="000000"/>
+        </w:rPr>
+      </w:pPr>
+    </w:p>
+    <w:p>
+      <w:pPr>
+        <w:pStyle w:val="12"/>
+        <w:widowControl/>
+        <w:rPr>
+          <w:rFonts w:hint="default"/>
+          <w:color w:val="000000"/>
+        </w:rPr>
+      </w:pPr>
+    </w:p>
+    <w:p>
+      <w:pPr>
+        <w:pStyle w:val="12"/>
+        <w:widowControl/>
+        <w:rPr>
+          <w:rFonts w:hint="default"/>
+          <w:color w:val="000000"/>
+        </w:rPr>
+      </w:pPr>
+    </w:p>
+    <w:p>
+      <w:pPr>
+        <w:pStyle w:val="12"/>
+        <w:widowControl/>
+        <w:rPr>
+          <w:rFonts w:hint="default"/>
+          <w:color w:val="000000"/>
+        </w:rPr>
+      </w:pPr>
+    </w:p>
+    <w:p>
+      <w:pPr>
+        <w:pStyle w:val="12"/>
+        <w:widowControl/>
+        <w:rPr>
+          <w:rFonts w:hint="default"/>
+          <w:color w:val="000000"/>
+        </w:rPr>
+      </w:pPr>
+    </w:p>
+    <w:p>
+      <w:pPr>
+        <w:pStyle w:val="12"/>
+        <w:widowControl/>
+        <w:rPr>
+          <w:rFonts w:hint="default"/>
+          <w:color w:val="000000"/>
+        </w:rPr>
+      </w:pPr>
+    </w:p>
+    <w:p>
+      <w:pPr>
+        <w:pStyle w:val="12"/>
+        <w:widowControl/>
+        <w:rPr>
+          <w:rFonts w:hint="default"/>
+          <w:color w:val="000000"/>
+        </w:rPr>
+      </w:pPr>
+    </w:p>
+    <w:p>
+      <w:pPr>
+        <w:pStyle w:val="12"/>
+        <w:widowControl/>
+        <w:rPr>
+          <w:rFonts w:hint="default"/>
+          <w:color w:val="000000"/>
+        </w:rPr>
+      </w:pPr>
+    </w:p>
+    <w:p>
+      <w:pPr>
+        <w:pStyle w:val="12"/>
         <w:widowControl/>
         <w:rPr>
           <w:rFonts w:hint="default"/>
@@ -1091,7 +1323,6 @@
           <w:rFonts w:hint="eastAsia"/>
           <w:b/>
           <w:bCs/>
-          <w:lang w:val="en-US" w:eastAsia="zh-CN"/>
         </w:rPr>
         <w:t>第一部分</w:t>
       </w:r>
@@ -1119,22 +1350,8 @@
     </w:p>
     <w:p>
       <w:pPr>
-        <w:keepNext w:val="0"/>
-        <w:keepLines w:val="0"/>
-        <w:pageBreakBefore w:val="0"/>
-        <w:widowControl w:val="0"/>
-        <w:kinsoku/>
-        <w:wordWrap/>
-        <w:overflowPunct/>
-        <w:topLinePunct w:val="0"/>
-        <w:autoSpaceDE/>
-        <w:autoSpaceDN/>
-        <w:bidi w:val="0"/>
-        <w:adjustRightInd/>
-        <w:snapToGrid/>
         <w:spacing w:after="0" w:line="288" w:lineRule="auto"/>
         <w:jc w:val="center"/>
-        <w:textAlignment w:val="auto"/>
       </w:pPr>
       <w:r>
         <w:t>【</w:t>
@@ -1151,22 +1368,8 @@
     </w:p>
     <w:p>
       <w:pPr>
-        <w:keepNext w:val="0"/>
-        <w:keepLines w:val="0"/>
-        <w:pageBreakBefore w:val="0"/>
-        <w:widowControl w:val="0"/>
-        <w:kinsoku/>
-        <w:wordWrap/>
-        <w:overflowPunct/>
-        <w:topLinePunct w:val="0"/>
-        <w:autoSpaceDE/>
-        <w:autoSpaceDN/>
-        <w:bidi w:val="0"/>
-        <w:adjustRightInd/>
-        <w:snapToGrid/>
         <w:spacing w:after="0" w:line="288" w:lineRule="auto"/>
         <w:jc w:val="center"/>
-        <w:textAlignment w:val="auto"/>
       </w:pPr>
       <w:r>
         <w:t xml:space="preserve">1  2  3  4  5  6  7  8  9 </w:t>
@@ -1174,100 +1377,37 @@
     </w:p>
     <w:p>
       <w:pPr>
-        <w:keepNext w:val="0"/>
-        <w:keepLines w:val="0"/>
-        <w:pageBreakBefore w:val="0"/>
-        <w:widowControl w:val="0"/>
-        <w:kinsoku/>
-        <w:wordWrap/>
-        <w:overflowPunct/>
-        <w:topLinePunct w:val="0"/>
-        <w:autoSpaceDE/>
-        <w:autoSpaceDN/>
-        <w:bidi w:val="0"/>
-        <w:adjustRightInd/>
-        <w:snapToGrid/>
         <w:spacing w:after="0" w:line="288" w:lineRule="auto"/>
         <w:jc w:val="center"/>
-        <w:textAlignment w:val="auto"/>
       </w:pPr>
       <w:r>
         <w:t>（1=非常不同意，9=非常同意）</w:t>
       </w:r>
-    </w:p>
-    <w:p>
-      <w:pPr>
-        <w:keepNext w:val="0"/>
-        <w:keepLines w:val="0"/>
-        <w:pageBreakBefore w:val="0"/>
-        <w:widowControl w:val="0"/>
-        <w:kinsoku/>
-        <w:wordWrap/>
-        <w:overflowPunct/>
-        <w:topLinePunct w:val="0"/>
-        <w:autoSpaceDE/>
-        <w:autoSpaceDN/>
-        <w:bidi w:val="0"/>
-        <w:adjustRightInd/>
-        <w:snapToGrid/>
+      <w:bookmarkStart w:id="2" w:name="_GoBack"/>
+      <w:bookmarkEnd w:id="2"/>
+    </w:p>
+    <w:p>
+      <w:pPr>
         <w:spacing w:after="0" w:line="240" w:lineRule="auto"/>
         <w:jc w:val="center"/>
-        <w:textAlignment w:val="auto"/>
-      </w:pPr>
-    </w:p>
-    <w:p>
-      <w:pPr>
-        <w:keepNext w:val="0"/>
-        <w:keepLines w:val="0"/>
-        <w:pageBreakBefore w:val="0"/>
-        <w:widowControl w:val="0"/>
-        <w:kinsoku/>
-        <w:wordWrap/>
-        <w:overflowPunct/>
-        <w:topLinePunct w:val="0"/>
-        <w:autoSpaceDE/>
-        <w:autoSpaceDN/>
-        <w:bidi w:val="0"/>
-        <w:adjustRightInd/>
-        <w:snapToGrid/>
+      </w:pPr>
+    </w:p>
+    <w:p>
+      <w:pPr>
         <w:spacing w:after="0" w:line="260" w:lineRule="auto"/>
         <w:jc w:val="center"/>
-        <w:textAlignment w:val="auto"/>
-        <w:rPr>
-          <w:rFonts w:hint="eastAsia"/>
-          <w:lang w:val="en-US" w:eastAsia="zh-CN"/>
-        </w:rPr>
-      </w:pPr>
-      <w:r>
-        <w:rPr>
-          <w:rFonts w:hint="eastAsia"/>
-          <w:lang w:val="en-US" w:eastAsia="zh-CN"/>
+      </w:pPr>
+      <w:r>
+        <w:rPr>
+          <w:rFonts w:hint="eastAsia"/>
         </w:rPr>
         <w:t>维度定义</w:t>
       </w:r>
     </w:p>
     <w:p>
       <w:pPr>
-        <w:keepNext w:val="0"/>
-        <w:keepLines w:val="0"/>
-        <w:pageBreakBefore w:val="0"/>
-        <w:widowControl w:val="0"/>
-        <w:kinsoku/>
-        <w:wordWrap/>
-        <w:overflowPunct/>
-        <w:topLinePunct w:val="0"/>
-        <w:autoSpaceDE/>
-        <w:autoSpaceDN/>
-        <w:bidi w:val="0"/>
-        <w:adjustRightInd/>
-        <w:snapToGrid/>
         <w:spacing w:after="0" w:line="240" w:lineRule="auto"/>
         <w:jc w:val="center"/>
-        <w:textAlignment w:val="auto"/>
-        <w:rPr>
-          <w:rFonts w:hint="eastAsia"/>
-          <w:lang w:val="en-US" w:eastAsia="zh-CN"/>
-        </w:rPr>
       </w:pPr>
     </w:p>
     <w:p>
@@ -1294,36 +1434,25 @@
       <w:r>
         <w:rPr>
           <w:rFonts w:hint="eastAsia"/>
-          <w:lang w:eastAsia="zh-CN"/>
-        </w:rPr>
+        </w:rPr>
+        <w:t>。评分采用鼠标</w:t>
+      </w:r>
+      <w:r>
+        <w:rPr>
+          <w:rFonts w:hint="eastAsia"/>
+          <w:lang w:eastAsia="zh-Hans"/>
+        </w:rPr>
+        <w:t>选择</w:t>
+      </w:r>
+      <w:r>
+        <w:rPr>
+          <w:rFonts w:hint="eastAsia"/>
+        </w:rPr>
+        <w:t>相应数字进行评分，在每次评分后请按“空格键”继续</w:t>
+      </w:r>
+      <w:r>
         <w:t>。</w:t>
       </w:r>
-      <w:r>
-        <w:rPr>
-          <w:rFonts w:hint="eastAsia"/>
-          <w:lang w:val="en-US" w:eastAsia="zh-CN"/>
-        </w:rPr>
-        <w:t>评分采用鼠标</w:t>
-      </w:r>
-      <w:r>
-        <w:rPr>
-          <w:rFonts w:hint="eastAsia"/>
-          <w:lang w:val="en-US" w:eastAsia="zh-Hans"/>
-        </w:rPr>
-        <w:t>选择</w:t>
-      </w:r>
-      <w:r>
-        <w:rPr>
-          <w:rFonts w:hint="eastAsia"/>
-          <w:lang w:val="en-US" w:eastAsia="zh-CN"/>
-        </w:rPr>
-        <w:t>相应数字进行评分，在每次评分后请按“空格键”继续</w:t>
-      </w:r>
-      <w:r>
-        <w:t>。</w:t>
-      </w:r>
-      <w:bookmarkStart w:id="2" w:name="_GoBack"/>
-      <w:bookmarkEnd w:id="2"/>
     </w:p>
     <w:p>
       <w:r>
@@ -1366,11 +1495,6 @@
       </w:r>
     </w:p>
     <w:p>
-      <w:pPr>
-        <w:rPr>
-          <w:rFonts w:hint="eastAsia"/>
-        </w:rPr>
-      </w:pPr>
       <w:r>
         <w:rPr>
           <w:rFonts w:hint="eastAsia"/>
@@ -1380,36 +1504,16 @@
     </w:p>
     <w:p>
       <w:pPr>
-        <w:keepNext w:val="0"/>
-        <w:keepLines w:val="0"/>
-        <w:pageBreakBefore w:val="0"/>
-        <w:widowControl w:val="0"/>
-        <w:kinsoku/>
-        <w:wordWrap/>
-        <w:overflowPunct/>
-        <w:topLinePunct w:val="0"/>
-        <w:autoSpaceDE/>
-        <w:autoSpaceDN/>
-        <w:bidi w:val="0"/>
-        <w:adjustRightInd/>
-        <w:snapToGrid/>
         <w:spacing w:after="0" w:line="260" w:lineRule="auto"/>
-        <w:ind w:left="0" w:leftChars="0" w:right="0" w:rightChars="0" w:firstLine="0" w:firstLineChars="0"/>
-        <w:jc w:val="both"/>
-        <w:textAlignment w:val="auto"/>
-        <w:outlineLvl w:val="9"/>
-        <w:rPr>
-          <w:rFonts w:hint="eastAsia"/>
-          <w:color w:val="000000"/>
-          <w:lang w:val="en-US" w:eastAsia="zh-CN"/>
-        </w:rPr>
-      </w:pPr>
-      <w:r>
-        <w:rPr>
-          <w:rFonts w:hint="eastAsia"/>
-          <w:b/>
-          <w:bCs/>
-          <w:lang w:val="en-US" w:eastAsia="zh-CN"/>
+        <w:rPr>
+          <w:color w:val="000000"/>
+        </w:rPr>
+      </w:pPr>
+      <w:r>
+        <w:rPr>
+          <w:rFonts w:hint="eastAsia"/>
+          <w:b/>
+          <w:bCs/>
         </w:rPr>
         <w:t>请注意：</w:t>
       </w:r>
@@ -1417,67 +1521,29 @@
         <w:rPr>
           <w:rFonts w:hint="eastAsia"/>
           <w:color w:val="000000"/>
-          <w:lang w:val="en-US" w:eastAsia="zh-CN"/>
         </w:rPr>
         <w:t>这些词可能有积极词，也可能有消极词，请您不要根据积极和消极进行评分，而是依据该词是否适合用来描述该维度进行评分。</w:t>
       </w:r>
     </w:p>
     <w:p>
       <w:pPr>
-        <w:keepNext w:val="0"/>
-        <w:keepLines w:val="0"/>
-        <w:pageBreakBefore w:val="0"/>
-        <w:widowControl w:val="0"/>
-        <w:kinsoku/>
-        <w:wordWrap/>
-        <w:overflowPunct/>
-        <w:topLinePunct w:val="0"/>
-        <w:autoSpaceDE/>
-        <w:autoSpaceDN/>
-        <w:bidi w:val="0"/>
-        <w:adjustRightInd/>
-        <w:snapToGrid/>
         <w:spacing w:after="0" w:line="288" w:lineRule="auto"/>
-        <w:ind w:left="0" w:leftChars="0" w:right="0" w:rightChars="0" w:firstLine="0" w:firstLineChars="0"/>
-        <w:jc w:val="both"/>
-        <w:textAlignment w:val="auto"/>
-        <w:rPr>
-          <w:rFonts w:hint="eastAsia"/>
-          <w:color w:val="000000"/>
-          <w:lang w:val="en-US" w:eastAsia="zh-CN"/>
-        </w:rPr>
-      </w:pPr>
-    </w:p>
-    <w:p>
-      <w:pPr>
-        <w:keepNext w:val="0"/>
-        <w:keepLines w:val="0"/>
-        <w:pageBreakBefore w:val="0"/>
-        <w:widowControl w:val="0"/>
-        <w:kinsoku/>
-        <w:wordWrap/>
-        <w:overflowPunct/>
-        <w:topLinePunct w:val="0"/>
-        <w:autoSpaceDE/>
-        <w:autoSpaceDN/>
-        <w:bidi w:val="0"/>
-        <w:adjustRightInd/>
-        <w:snapToGrid/>
+        <w:rPr>
+          <w:color w:val="000000"/>
+        </w:rPr>
+      </w:pPr>
+    </w:p>
+    <w:p>
+      <w:pPr>
         <w:spacing w:after="0" w:line="288" w:lineRule="auto"/>
-        <w:ind w:left="0" w:leftChars="0" w:right="0" w:rightChars="0" w:firstLine="0" w:firstLineChars="0"/>
-        <w:jc w:val="both"/>
-        <w:textAlignment w:val="auto"/>
-        <w:rPr>
-          <w:rFonts w:hint="eastAsia"/>
-          <w:color w:val="000000"/>
-          <w:lang w:val="en-US" w:eastAsia="zh-CN"/>
-        </w:rPr>
-      </w:pPr>
-      <w:r>
-        <w:rPr>
-          <w:rFonts w:hint="eastAsia"/>
-          <w:color w:val="000000"/>
-          <w:lang w:val="en-US" w:eastAsia="zh-CN"/>
+        <w:rPr>
+          <w:color w:val="000000"/>
+        </w:rPr>
+      </w:pPr>
+      <w:r>
+        <w:rPr>
+          <w:rFonts w:hint="eastAsia"/>
+          <w:color w:val="000000"/>
         </w:rPr>
         <w:t>举个例子：</w:t>
       </w:r>
@@ -1485,7 +1551,7 @@
         <w:rPr>
           <w:rFonts w:hint="eastAsia"/>
           <w:color w:val="000000"/>
-          <w:lang w:val="en-US" w:eastAsia="zh-Hans"/>
+          <w:lang w:eastAsia="zh-Hans"/>
         </w:rPr>
         <w:t>“</w:t>
       </w:r>
@@ -1493,7 +1559,6 @@
         <w:rPr>
           <w:rFonts w:hint="eastAsia"/>
           <w:color w:val="000000"/>
-          <w:lang w:val="en-US" w:eastAsia="zh-CN"/>
         </w:rPr>
         <w:t>强盗</w:t>
       </w:r>
@@ -1501,7 +1566,7 @@
         <w:rPr>
           <w:rFonts w:hint="eastAsia"/>
           <w:color w:val="000000"/>
-          <w:lang w:val="en-US" w:eastAsia="zh-Hans"/>
+          <w:lang w:eastAsia="zh-Hans"/>
         </w:rPr>
         <w:t>”</w:t>
       </w:r>
@@ -1509,7 +1574,6 @@
         <w:rPr>
           <w:rFonts w:hint="eastAsia"/>
           <w:color w:val="000000"/>
-          <w:lang w:val="en-US" w:eastAsia="zh-CN"/>
         </w:rPr>
         <w:t>这个词，看到之后通常会想到</w:t>
       </w:r>
@@ -1517,7 +1581,7 @@
         <w:rPr>
           <w:rFonts w:hint="eastAsia"/>
           <w:color w:val="000000"/>
-          <w:lang w:val="en-US" w:eastAsia="zh-Hans"/>
+          <w:lang w:eastAsia="zh-Hans"/>
         </w:rPr>
         <w:t>“</w:t>
       </w:r>
@@ -1525,7 +1589,6 @@
         <w:rPr>
           <w:rFonts w:hint="eastAsia"/>
           <w:color w:val="000000"/>
-          <w:lang w:val="en-US" w:eastAsia="zh-CN"/>
         </w:rPr>
         <w:t>用暴力抢夺他人财物的人</w:t>
       </w:r>
@@ -1533,7 +1596,7 @@
         <w:rPr>
           <w:rFonts w:hint="eastAsia"/>
           <w:color w:val="000000"/>
-          <w:lang w:val="en-US" w:eastAsia="zh-Hans"/>
+          <w:lang w:eastAsia="zh-Hans"/>
         </w:rPr>
         <w:t>”</w:t>
       </w:r>
@@ -1541,7 +1604,6 @@
         <w:rPr>
           <w:rFonts w:hint="eastAsia"/>
           <w:color w:val="000000"/>
-          <w:lang w:val="en-US" w:eastAsia="zh-CN"/>
         </w:rPr>
         <w:t>，这时，虽然该词为消极词，但它是用来描述某人的道德水平低，因此对</w:t>
       </w:r>
@@ -1549,7 +1611,7 @@
         <w:rPr>
           <w:rFonts w:hint="eastAsia"/>
           <w:color w:val="000000"/>
-          <w:lang w:val="en-US" w:eastAsia="zh-Hans"/>
+          <w:lang w:eastAsia="zh-Hans"/>
         </w:rPr>
         <w:t>“</w:t>
       </w:r>
@@ -1557,7 +1619,6 @@
         <w:rPr>
           <w:rFonts w:hint="eastAsia"/>
           <w:color w:val="000000"/>
-          <w:lang w:val="en-US" w:eastAsia="zh-CN"/>
         </w:rPr>
         <w:t>【强盗】可以用于描述某个人的【道德】</w:t>
       </w:r>
@@ -1565,7 +1626,7 @@
         <w:rPr>
           <w:rFonts w:hint="eastAsia"/>
           <w:color w:val="000000"/>
-          <w:lang w:val="en-US" w:eastAsia="zh-Hans"/>
+          <w:lang w:eastAsia="zh-Hans"/>
         </w:rPr>
         <w:t>”</w:t>
       </w:r>
@@ -1573,7 +1634,6 @@
         <w:rPr>
           <w:rFonts w:hint="eastAsia"/>
           <w:color w:val="000000"/>
-          <w:lang w:val="en-US" w:eastAsia="zh-CN"/>
         </w:rPr>
         <w:t>这一问题的评分通常为8分或9分。而</w:t>
       </w:r>
@@ -1581,7 +1641,7 @@
         <w:rPr>
           <w:rFonts w:hint="eastAsia"/>
           <w:color w:val="000000"/>
-          <w:lang w:val="en-US" w:eastAsia="zh-Hans"/>
+          <w:lang w:eastAsia="zh-Hans"/>
         </w:rPr>
         <w:t>“</w:t>
       </w:r>
@@ -1589,7 +1649,6 @@
         <w:rPr>
           <w:rFonts w:hint="eastAsia"/>
           <w:color w:val="000000"/>
-          <w:lang w:val="en-US" w:eastAsia="zh-CN"/>
         </w:rPr>
         <w:t>拘泥</w:t>
       </w:r>
@@ -1597,7 +1656,7 @@
         <w:rPr>
           <w:rFonts w:hint="eastAsia"/>
           <w:color w:val="000000"/>
-          <w:lang w:val="en-US" w:eastAsia="zh-Hans"/>
+          <w:lang w:eastAsia="zh-Hans"/>
         </w:rPr>
         <w:t>”</w:t>
       </w:r>
@@ -1605,7 +1664,6 @@
         <w:rPr>
           <w:rFonts w:hint="eastAsia"/>
           <w:color w:val="000000"/>
-          <w:lang w:val="en-US" w:eastAsia="zh-CN"/>
         </w:rPr>
         <w:t>这个词，有的人看到后可能会想到它的动词含义，即“不懂得变通”，所以在</w:t>
       </w:r>
@@ -1613,7 +1671,7 @@
         <w:rPr>
           <w:rFonts w:hint="eastAsia"/>
           <w:color w:val="000000"/>
-          <w:lang w:val="en-US" w:eastAsia="zh-Hans"/>
+          <w:lang w:eastAsia="zh-Hans"/>
         </w:rPr>
         <w:t>“</w:t>
       </w:r>
@@ -1621,7 +1679,6 @@
         <w:rPr>
           <w:rFonts w:hint="eastAsia"/>
           <w:color w:val="000000"/>
-          <w:lang w:val="en-US" w:eastAsia="zh-CN"/>
         </w:rPr>
         <w:t>【拘泥】可以用于描述某个人的【能力】</w:t>
       </w:r>
@@ -1629,7 +1686,7 @@
         <w:rPr>
           <w:rFonts w:hint="eastAsia"/>
           <w:color w:val="000000"/>
-          <w:lang w:val="en-US" w:eastAsia="zh-Hans"/>
+          <w:lang w:eastAsia="zh-Hans"/>
         </w:rPr>
         <w:t>”</w:t>
       </w:r>
@@ -1637,7 +1694,6 @@
         <w:rPr>
           <w:rFonts w:hint="eastAsia"/>
           <w:color w:val="000000"/>
-          <w:lang w:val="en-US" w:eastAsia="zh-CN"/>
         </w:rPr>
         <w:t>这一问题上偏向于同意，即评分在7分以上；而有的人可能会联想到它的形容词含义，即</w:t>
       </w:r>
@@ -1645,7 +1701,7 @@
         <w:rPr>
           <w:rFonts w:hint="eastAsia"/>
           <w:color w:val="000000"/>
-          <w:lang w:val="en-US" w:eastAsia="zh-Hans"/>
+          <w:lang w:eastAsia="zh-Hans"/>
         </w:rPr>
         <w:t>“</w:t>
       </w:r>
@@ -1653,7 +1709,6 @@
         <w:rPr>
           <w:rFonts w:hint="eastAsia"/>
           <w:color w:val="000000"/>
-          <w:lang w:val="en-US" w:eastAsia="zh-CN"/>
         </w:rPr>
         <w:t>拘束,不自然</w:t>
       </w:r>
@@ -1661,7 +1716,7 @@
         <w:rPr>
           <w:rFonts w:hint="eastAsia"/>
           <w:color w:val="000000"/>
-          <w:lang w:val="en-US" w:eastAsia="zh-Hans"/>
+          <w:lang w:eastAsia="zh-Hans"/>
         </w:rPr>
         <w:t>”</w:t>
       </w:r>
@@ -1669,133 +1724,54 @@
         <w:rPr>
           <w:rFonts w:hint="eastAsia"/>
           <w:color w:val="000000"/>
-          <w:lang w:val="en-US" w:eastAsia="zh-CN"/>
         </w:rPr>
         <w:t>，所以他们认为这个词并不适合用来描述能力，即评分在3分以下；还有的人可能觉得这个词既可以描述，又不可以描述，那么此时的评分通常在5分左右。</w:t>
       </w:r>
     </w:p>
     <w:p>
       <w:pPr>
-        <w:keepNext w:val="0"/>
-        <w:keepLines w:val="0"/>
-        <w:pageBreakBefore w:val="0"/>
-        <w:widowControl w:val="0"/>
-        <w:kinsoku/>
-        <w:wordWrap/>
-        <w:overflowPunct/>
-        <w:topLinePunct w:val="0"/>
-        <w:autoSpaceDE/>
-        <w:autoSpaceDN/>
-        <w:bidi w:val="0"/>
-        <w:adjustRightInd/>
-        <w:snapToGrid/>
         <w:spacing w:after="0" w:line="288" w:lineRule="auto"/>
-        <w:ind w:left="0" w:leftChars="0" w:right="0" w:rightChars="0" w:firstLine="0" w:firstLineChars="0"/>
-        <w:jc w:val="both"/>
-        <w:textAlignment w:val="auto"/>
-        <w:outlineLvl w:val="9"/>
-        <w:rPr>
-          <w:rFonts w:hint="eastAsia"/>
-          <w:b/>
-          <w:bCs/>
-          <w:color w:val="000000"/>
-          <w:lang w:val="en-US" w:eastAsia="zh-CN"/>
-        </w:rPr>
-      </w:pPr>
-      <w:r>
-        <w:rPr>
-          <w:rFonts w:hint="eastAsia"/>
-          <w:b/>
-          <w:bCs/>
-          <w:color w:val="000000"/>
-          <w:lang w:val="en-US" w:eastAsia="zh-CN"/>
+        <w:rPr>
+          <w:b/>
+          <w:bCs/>
+          <w:color w:val="000000"/>
+        </w:rPr>
+      </w:pPr>
+      <w:r>
+        <w:rPr>
+          <w:rFonts w:hint="eastAsia"/>
+          <w:b/>
+          <w:bCs/>
+          <w:color w:val="000000"/>
         </w:rPr>
         <w:t>因此，看到词汇的感受是因人而异的，没有对错之分，在评定的时候依据自己的第一感觉即可。</w:t>
       </w:r>
     </w:p>
     <w:p>
       <w:pPr>
-        <w:keepNext w:val="0"/>
-        <w:keepLines w:val="0"/>
-        <w:pageBreakBefore w:val="0"/>
-        <w:widowControl w:val="0"/>
-        <w:kinsoku/>
-        <w:wordWrap/>
-        <w:overflowPunct/>
-        <w:topLinePunct w:val="0"/>
-        <w:autoSpaceDE/>
-        <w:autoSpaceDN/>
-        <w:bidi w:val="0"/>
-        <w:adjustRightInd/>
-        <w:snapToGrid/>
         <w:spacing w:after="0" w:line="288" w:lineRule="auto"/>
-        <w:ind w:left="0" w:leftChars="0" w:right="0" w:rightChars="0" w:firstLine="0" w:firstLineChars="0"/>
-        <w:jc w:val="both"/>
-        <w:textAlignment w:val="auto"/>
-        <w:outlineLvl w:val="9"/>
-        <w:rPr>
-          <w:rFonts w:hint="eastAsia"/>
-          <w:b/>
-          <w:bCs/>
-          <w:color w:val="000000"/>
-          <w:lang w:val="en-US" w:eastAsia="zh-CN"/>
-        </w:rPr>
-      </w:pPr>
-    </w:p>
-    <w:p>
-      <w:pPr>
-        <w:keepNext w:val="0"/>
-        <w:keepLines w:val="0"/>
-        <w:pageBreakBefore w:val="0"/>
-        <w:widowControl w:val="0"/>
-        <w:kinsoku/>
-        <w:wordWrap/>
-        <w:overflowPunct/>
-        <w:topLinePunct w:val="0"/>
-        <w:autoSpaceDE/>
-        <w:autoSpaceDN/>
-        <w:bidi w:val="0"/>
-        <w:adjustRightInd/>
-        <w:snapToGrid/>
+        <w:rPr>
+          <w:b/>
+          <w:bCs/>
+          <w:color w:val="000000"/>
+        </w:rPr>
+      </w:pPr>
+    </w:p>
+    <w:p>
+      <w:pPr>
         <w:spacing w:after="0" w:line="260" w:lineRule="auto"/>
-        <w:textAlignment w:val="auto"/>
-      </w:pPr>
-      <w:r>
-        <w:rPr>
-          <w:rFonts w:hint="eastAsia"/>
-          <w:lang w:val="en-US" w:eastAsia="zh-CN"/>
-        </w:rPr>
-        <w:t>实验的呈现界面</w:t>
-      </w:r>
-      <w:r>
-        <w:rPr>
-          <w:rFonts w:hint="eastAsia"/>
-        </w:rPr>
-        <w:t>如下：</w:t>
-      </w:r>
-    </w:p>
-    <w:p>
-      <w:pPr>
-        <w:keepNext w:val="0"/>
-        <w:keepLines w:val="0"/>
-        <w:pageBreakBefore w:val="0"/>
-        <w:widowControl w:val="0"/>
-        <w:kinsoku/>
-        <w:wordWrap/>
-        <w:overflowPunct/>
-        <w:topLinePunct w:val="0"/>
-        <w:autoSpaceDE/>
-        <w:autoSpaceDN/>
-        <w:bidi w:val="0"/>
-        <w:adjustRightInd/>
-        <w:snapToGrid/>
-        <w:spacing w:after="160" w:line="260" w:lineRule="auto"/>
+      </w:pPr>
+      <w:r>
+        <w:rPr>
+          <w:rFonts w:hint="eastAsia"/>
+        </w:rPr>
+        <w:t>实验的呈现界面如下：</w:t>
+      </w:r>
+    </w:p>
+    <w:p>
+      <w:pPr>
+        <w:spacing w:line="260" w:lineRule="auto"/>
         <w:jc w:val="center"/>
-        <w:textAlignment w:val="auto"/>
-        <w:rPr>
-          <w:rFonts w:hint="eastAsia" w:eastAsia="微软雅黑"/>
-          <w:lang w:val="en-US" w:eastAsia="zh-CN"/>
-        </w:rPr>
       </w:pPr>
       <w:r>
         <w:drawing>
@@ -1816,7 +1792,7 @@
                     </pic:cNvPicPr>
                   </pic:nvPicPr>
                   <pic:blipFill>
-                    <a:blip r:embed="rId4"/>
+                    <a:blip r:embed="rId8"/>
                     <a:stretch>
                       <a:fillRect/>
                     </a:stretch>
@@ -1905,7 +1881,6 @@
           <w:rFonts w:hint="eastAsia"/>
           <w:b/>
           <w:bCs/>
-          <w:lang w:val="en-US" w:eastAsia="zh-CN"/>
         </w:rPr>
         <w:t>第二部分</w:t>
       </w:r>
@@ -1979,21 +1954,19 @@
       <w:r>
         <w:rPr>
           <w:rFonts w:hint="eastAsia"/>
-          <w:lang w:val="en-US" w:eastAsia="zh-CN"/>
         </w:rPr>
         <w:t>评分采用鼠标</w:t>
       </w:r>
       <w:r>
         <w:rPr>
           <w:rFonts w:hint="eastAsia"/>
-          <w:lang w:val="en-US" w:eastAsia="zh-Hans"/>
+          <w:lang w:eastAsia="zh-Hans"/>
         </w:rPr>
         <w:t>选择</w:t>
       </w:r>
       <w:r>
         <w:rPr>
           <w:rFonts w:hint="eastAsia"/>
-          <w:lang w:val="en-US" w:eastAsia="zh-CN"/>
         </w:rPr>
         <w:t>相应数字进行评分，在每次评分后请按“空格键”继续</w:t>
       </w:r>
@@ -2003,60 +1976,20 @@
     </w:p>
     <w:p>
       <w:pPr>
-        <w:keepNext w:val="0"/>
-        <w:keepLines w:val="0"/>
-        <w:pageBreakBefore w:val="0"/>
-        <w:widowControl w:val="0"/>
-        <w:kinsoku/>
-        <w:wordWrap/>
-        <w:overflowPunct/>
-        <w:topLinePunct w:val="0"/>
-        <w:autoSpaceDE/>
-        <w:autoSpaceDN/>
-        <w:bidi w:val="0"/>
-        <w:adjustRightInd/>
-        <w:snapToGrid/>
         <w:spacing w:after="0" w:line="260" w:lineRule="auto"/>
-        <w:ind w:left="0" w:leftChars="0" w:right="0" w:rightChars="0" w:firstLine="0" w:firstLineChars="0"/>
-        <w:jc w:val="both"/>
-        <w:textAlignment w:val="auto"/>
-        <w:outlineLvl w:val="9"/>
-        <w:rPr>
-          <w:rFonts w:hint="eastAsia"/>
-          <w:lang w:val="en-US" w:eastAsia="zh-CN"/>
-        </w:rPr>
-      </w:pPr>
-    </w:p>
-    <w:p>
-      <w:pPr>
-        <w:keepNext w:val="0"/>
-        <w:keepLines w:val="0"/>
-        <w:pageBreakBefore w:val="0"/>
-        <w:widowControl w:val="0"/>
-        <w:kinsoku/>
-        <w:wordWrap/>
-        <w:overflowPunct/>
-        <w:topLinePunct w:val="0"/>
-        <w:autoSpaceDE/>
-        <w:autoSpaceDN/>
-        <w:bidi w:val="0"/>
-        <w:adjustRightInd/>
-        <w:snapToGrid/>
+      </w:pPr>
+    </w:p>
+    <w:p>
+      <w:pPr>
         <w:spacing w:after="0" w:line="288" w:lineRule="auto"/>
-        <w:ind w:left="0" w:leftChars="0" w:right="0" w:rightChars="0" w:firstLine="0" w:firstLineChars="0"/>
-        <w:jc w:val="both"/>
-        <w:textAlignment w:val="auto"/>
-        <w:rPr>
-          <w:rFonts w:hint="eastAsia"/>
-          <w:color w:val="000000"/>
-          <w:lang w:val="en-US" w:eastAsia="zh-CN"/>
-        </w:rPr>
-      </w:pPr>
-      <w:r>
-        <w:rPr>
-          <w:rFonts w:hint="eastAsia"/>
-          <w:color w:val="000000"/>
-          <w:lang w:val="en-US" w:eastAsia="zh-CN"/>
+        <w:rPr>
+          <w:color w:val="000000"/>
+        </w:rPr>
+      </w:pPr>
+      <w:r>
+        <w:rPr>
+          <w:rFonts w:hint="eastAsia"/>
+          <w:color w:val="000000"/>
         </w:rPr>
         <w:t>举个例子：</w:t>
       </w:r>
@@ -2064,7 +1997,7 @@
         <w:rPr>
           <w:rFonts w:hint="eastAsia"/>
           <w:color w:val="000000"/>
-          <w:lang w:val="en-US" w:eastAsia="zh-Hans"/>
+          <w:lang w:eastAsia="zh-Hans"/>
         </w:rPr>
         <w:t>“</w:t>
       </w:r>
@@ -2072,7 +2005,6 @@
         <w:rPr>
           <w:rFonts w:hint="eastAsia"/>
           <w:color w:val="000000"/>
-          <w:lang w:val="en-US" w:eastAsia="zh-CN"/>
         </w:rPr>
         <w:t>缜密</w:t>
       </w:r>
@@ -2080,7 +2012,7 @@
         <w:rPr>
           <w:rFonts w:hint="eastAsia"/>
           <w:color w:val="000000"/>
-          <w:lang w:val="en-US" w:eastAsia="zh-Hans"/>
+          <w:lang w:eastAsia="zh-Hans"/>
         </w:rPr>
         <w:t>”</w:t>
       </w:r>
@@ -2088,7 +2020,6 @@
         <w:rPr>
           <w:rFonts w:hint="eastAsia"/>
           <w:color w:val="000000"/>
-          <w:lang w:val="en-US" w:eastAsia="zh-CN"/>
         </w:rPr>
         <w:t>这个词，看到之后通常会让人想到做事周到细致，因此对</w:t>
       </w:r>
@@ -2096,7 +2027,7 @@
         <w:rPr>
           <w:rFonts w:hint="eastAsia"/>
           <w:color w:val="000000"/>
-          <w:lang w:val="en-US" w:eastAsia="zh-Hans"/>
+          <w:lang w:eastAsia="zh-Hans"/>
         </w:rPr>
         <w:t>“</w:t>
       </w:r>
@@ -2104,7 +2035,6 @@
         <w:rPr>
           <w:rFonts w:hint="eastAsia"/>
           <w:color w:val="000000"/>
-          <w:lang w:val="en-US" w:eastAsia="zh-CN"/>
         </w:rPr>
         <w:t>【缜密】</w:t>
       </w:r>
@@ -2112,7 +2042,7 @@
         <w:rPr>
           <w:rFonts w:hint="eastAsia"/>
           <w:color w:val="000000"/>
-          <w:lang w:val="en-US" w:eastAsia="zh-Hans"/>
+          <w:lang w:eastAsia="zh-Hans"/>
         </w:rPr>
         <w:t>”</w:t>
       </w:r>
@@ -2120,7 +2050,6 @@
         <w:rPr>
           <w:rFonts w:hint="eastAsia"/>
           <w:color w:val="000000"/>
-          <w:lang w:val="en-US" w:eastAsia="zh-CN"/>
         </w:rPr>
         <w:t>的评价偏向于积极，即评分通常在7分以上；而</w:t>
       </w:r>
@@ -2128,7 +2057,7 @@
         <w:rPr>
           <w:rFonts w:hint="eastAsia"/>
           <w:color w:val="000000"/>
-          <w:lang w:val="en-US" w:eastAsia="zh-Hans"/>
+          <w:lang w:eastAsia="zh-Hans"/>
         </w:rPr>
         <w:t>“</w:t>
       </w:r>
@@ -2136,7 +2065,6 @@
         <w:rPr>
           <w:rFonts w:hint="eastAsia"/>
           <w:color w:val="000000"/>
-          <w:lang w:val="en-US" w:eastAsia="zh-CN"/>
         </w:rPr>
         <w:t>坏人</w:t>
       </w:r>
@@ -2144,7 +2072,7 @@
         <w:rPr>
           <w:rFonts w:hint="eastAsia"/>
           <w:color w:val="000000"/>
-          <w:lang w:val="en-US" w:eastAsia="zh-Hans"/>
+          <w:lang w:eastAsia="zh-Hans"/>
         </w:rPr>
         <w:t>”</w:t>
       </w:r>
@@ -2152,7 +2080,6 @@
         <w:rPr>
           <w:rFonts w:hint="eastAsia"/>
           <w:color w:val="000000"/>
-          <w:lang w:val="en-US" w:eastAsia="zh-CN"/>
         </w:rPr>
         <w:t>这个词，看到之后通常让人感觉害怕，因此对</w:t>
       </w:r>
@@ -2160,7 +2087,7 @@
         <w:rPr>
           <w:rFonts w:hint="eastAsia"/>
           <w:color w:val="000000"/>
-          <w:lang w:val="en-US" w:eastAsia="zh-Hans"/>
+          <w:lang w:eastAsia="zh-Hans"/>
         </w:rPr>
         <w:t>“</w:t>
       </w:r>
@@ -2168,7 +2095,6 @@
         <w:rPr>
           <w:rFonts w:hint="eastAsia"/>
           <w:color w:val="000000"/>
-          <w:lang w:val="en-US" w:eastAsia="zh-CN"/>
         </w:rPr>
         <w:t>【坏人】</w:t>
       </w:r>
@@ -2176,7 +2102,7 @@
         <w:rPr>
           <w:rFonts w:hint="eastAsia"/>
           <w:color w:val="000000"/>
-          <w:lang w:val="en-US" w:eastAsia="zh-Hans"/>
+          <w:lang w:eastAsia="zh-Hans"/>
         </w:rPr>
         <w:t>”</w:t>
       </w:r>
@@ -2184,7 +2110,6 @@
         <w:rPr>
           <w:rFonts w:hint="eastAsia"/>
           <w:color w:val="000000"/>
-          <w:lang w:val="en-US" w:eastAsia="zh-CN"/>
         </w:rPr>
         <w:t>的评价偏向于消极，即评分通常在3分以下；而</w:t>
       </w:r>
@@ -2192,7 +2117,7 @@
         <w:rPr>
           <w:rFonts w:hint="eastAsia"/>
           <w:color w:val="000000"/>
-          <w:lang w:val="en-US" w:eastAsia="zh-Hans"/>
+          <w:lang w:eastAsia="zh-Hans"/>
         </w:rPr>
         <w:t>“</w:t>
       </w:r>
@@ -2200,7 +2125,6 @@
         <w:rPr>
           <w:rFonts w:hint="eastAsia"/>
           <w:color w:val="000000"/>
-          <w:lang w:val="en-US" w:eastAsia="zh-CN"/>
         </w:rPr>
         <w:t>异想天开</w:t>
       </w:r>
@@ -2208,7 +2132,7 @@
         <w:rPr>
           <w:rFonts w:hint="eastAsia"/>
           <w:color w:val="000000"/>
-          <w:lang w:val="en-US" w:eastAsia="zh-Hans"/>
+          <w:lang w:eastAsia="zh-Hans"/>
         </w:rPr>
         <w:t>”</w:t>
       </w:r>
@@ -2216,120 +2140,57 @@
         <w:rPr>
           <w:rFonts w:hint="eastAsia"/>
           <w:color w:val="000000"/>
-          <w:lang w:val="en-US" w:eastAsia="zh-CN"/>
         </w:rPr>
         <w:t>这个词，既会让人想到荒唐离奇，也会让人想到超强的创新和想象力，因此对该词的评价偏向于中性，即评分通常在5分左右。</w:t>
       </w:r>
     </w:p>
     <w:p>
       <w:pPr>
-        <w:keepNext w:val="0"/>
-        <w:keepLines w:val="0"/>
-        <w:pageBreakBefore w:val="0"/>
-        <w:widowControl w:val="0"/>
-        <w:kinsoku/>
-        <w:wordWrap/>
-        <w:overflowPunct/>
-        <w:topLinePunct w:val="0"/>
-        <w:autoSpaceDE/>
-        <w:autoSpaceDN/>
-        <w:bidi w:val="0"/>
-        <w:adjustRightInd/>
-        <w:snapToGrid/>
         <w:spacing w:after="0" w:line="288" w:lineRule="auto"/>
-        <w:ind w:left="0" w:leftChars="0" w:right="0" w:rightChars="0" w:firstLine="0" w:firstLineChars="0"/>
-        <w:jc w:val="both"/>
-        <w:textAlignment w:val="auto"/>
-        <w:outlineLvl w:val="9"/>
-        <w:rPr>
-          <w:rFonts w:hint="eastAsia"/>
-          <w:b/>
-          <w:bCs/>
-          <w:color w:val="000000"/>
-          <w:lang w:val="en-US" w:eastAsia="zh-CN"/>
-        </w:rPr>
-      </w:pPr>
-      <w:r>
-        <w:rPr>
-          <w:rFonts w:hint="eastAsia"/>
-          <w:b/>
-          <w:bCs/>
-          <w:color w:val="000000"/>
-          <w:lang w:val="en-US" w:eastAsia="zh-CN"/>
+        <w:rPr>
+          <w:b/>
+          <w:bCs/>
+          <w:color w:val="000000"/>
+        </w:rPr>
+      </w:pPr>
+      <w:r>
+        <w:rPr>
+          <w:rFonts w:hint="eastAsia"/>
+          <w:b/>
+          <w:bCs/>
+          <w:color w:val="000000"/>
         </w:rPr>
         <w:t>因此，看到词汇的感受是因人而异的，没有对错之分，在评定的时候依据自己的第一感觉即可。</w:t>
       </w:r>
     </w:p>
     <w:p>
       <w:pPr>
-        <w:keepNext w:val="0"/>
-        <w:keepLines w:val="0"/>
-        <w:pageBreakBefore w:val="0"/>
-        <w:widowControl w:val="0"/>
-        <w:kinsoku/>
-        <w:wordWrap/>
-        <w:overflowPunct/>
-        <w:topLinePunct w:val="0"/>
-        <w:autoSpaceDE/>
-        <w:autoSpaceDN/>
-        <w:bidi w:val="0"/>
-        <w:adjustRightInd/>
-        <w:snapToGrid/>
         <w:spacing w:after="0" w:line="288" w:lineRule="auto"/>
-        <w:ind w:left="0" w:leftChars="0" w:right="0" w:rightChars="0" w:firstLine="0" w:firstLineChars="0"/>
-        <w:jc w:val="both"/>
-        <w:textAlignment w:val="auto"/>
-        <w:outlineLvl w:val="9"/>
-        <w:rPr>
-          <w:rFonts w:hint="eastAsia"/>
-          <w:b/>
-          <w:bCs/>
-          <w:color w:val="000000"/>
-          <w:lang w:val="en-US" w:eastAsia="zh-CN"/>
-        </w:rPr>
-      </w:pPr>
-    </w:p>
-    <w:p>
-      <w:pPr>
-        <w:keepNext w:val="0"/>
-        <w:keepLines w:val="0"/>
-        <w:pageBreakBefore w:val="0"/>
-        <w:widowControl w:val="0"/>
-        <w:kinsoku/>
-        <w:wordWrap/>
-        <w:overflowPunct/>
-        <w:topLinePunct w:val="0"/>
-        <w:autoSpaceDE/>
-        <w:autoSpaceDN/>
-        <w:bidi w:val="0"/>
-        <w:adjustRightInd/>
-        <w:snapToGrid/>
+        <w:rPr>
+          <w:b/>
+          <w:bCs/>
+          <w:color w:val="000000"/>
+        </w:rPr>
+      </w:pPr>
+    </w:p>
+    <w:p>
+      <w:pPr>
         <w:spacing w:after="0" w:line="260" w:lineRule="auto"/>
-        <w:textAlignment w:val="auto"/>
-      </w:pPr>
-      <w:r>
-        <w:rPr>
-          <w:rFonts w:hint="eastAsia"/>
-          <w:lang w:val="en-US" w:eastAsia="zh-CN"/>
-        </w:rPr>
-        <w:t>实验的呈现界面</w:t>
-      </w:r>
-      <w:r>
-        <w:rPr>
-          <w:rFonts w:hint="eastAsia"/>
-        </w:rPr>
-        <w:t>如下：</w:t>
+      </w:pPr>
+      <w:r>
+        <w:rPr>
+          <w:rFonts w:hint="eastAsia"/>
+        </w:rPr>
+        <w:t>实验的呈现界面如下：</w:t>
       </w:r>
     </w:p>
     <w:p>
       <w:pPr>
         <w:jc w:val="center"/>
         <w:rPr>
-          <w:rFonts w:hint="eastAsia"/>
-          <w:b/>
-          <w:bCs/>
-          <w:color w:val="000000"/>
-          <w:lang w:val="en-US" w:eastAsia="zh-CN"/>
+          <w:b/>
+          <w:bCs/>
+          <w:color w:val="000000"/>
         </w:rPr>
       </w:pPr>
       <w:r>
@@ -2351,7 +2212,7 @@
                     </pic:cNvPicPr>
                   </pic:nvPicPr>
                   <pic:blipFill>
-                    <a:blip r:embed="rId5"/>
+                    <a:blip r:embed="rId9"/>
                     <a:stretch>
                       <a:fillRect/>
                     </a:stretch>
@@ -2407,14 +2268,102 @@
 </w:document>
 </file>
 
+<file path=word/comments.xml><?xml version="1.0" encoding="utf-8"?>
+<w:comments xmlns:wpc="http://schemas.microsoft.com/office/word/2010/wordprocessingCanvas" xmlns:mc="http://schemas.openxmlformats.org/markup-compatibility/2006" xmlns:o="urn:schemas-microsoft-com:office:office" xmlns:r="http://schemas.openxmlformats.org/officeDocument/2006/relationships" xmlns:m="http://schemas.openxmlformats.org/officeDocument/2006/math" xmlns:v="urn:schemas-microsoft-com:vml" xmlns:wp14="http://schemas.microsoft.com/office/word/2010/wordprocessingDrawing" xmlns:wp="http://schemas.openxmlformats.org/drawingml/2006/wordprocessingDrawing" xmlns:w="http://schemas.openxmlformats.org/wordprocessingml/2006/main" xmlns:w14="http://schemas.microsoft.com/office/word/2010/wordml" xmlns:w15="http://schemas.microsoft.com/office/word/2012/wordml" xmlns:w10="urn:schemas-microsoft-com:office:word" xmlns:wpg="http://schemas.microsoft.com/office/word/2010/wordprocessingGroup" xmlns:wpi="http://schemas.microsoft.com/office/word/2010/wordprocessingInk" xmlns:wne="http://schemas.microsoft.com/office/word/2006/wordml" xmlns:wps="http://schemas.microsoft.com/office/word/2010/wordprocessingShape" xmlns:wpsCustomData="http://www.wps.cn/officeDocument/2013/wpsCustomData" mc:Ignorable="w14 w15 wp14">
+  <w:comment w:id="0" w:author="怒怒小妞" w:date="2022-10-05T10:55:40Z" w:initials="">
+    <w:p>
+      <w:pPr>
+        <w:pStyle w:val="11"/>
+        <w:rPr>
+          <w:rFonts w:hint="eastAsia" w:eastAsia="微软雅黑"/>
+          <w:lang w:val="en-US" w:eastAsia="zh-Hans"/>
+        </w:rPr>
+      </w:pPr>
+      <w:r>
+        <w:rPr>
+          <w:rFonts w:hint="eastAsia"/>
+          <w:lang w:val="en-US" w:eastAsia="zh-Hans"/>
+        </w:rPr>
+        <w:t>这是改了的</w:t>
+      </w:r>
+    </w:p>
+  </w:comment>
+</w:comments>
+</file>
+
+<file path=word/commentsExtended.xml><?xml version="1.0" encoding="utf-8"?>
+<w15:commentsEx xmlns:wpc="http://schemas.microsoft.com/office/word/2010/wordprocessingCanvas" xmlns:mc="http://schemas.openxmlformats.org/markup-compatibility/2006" xmlns:o="urn:schemas-microsoft-com:office:office" xmlns:r="http://schemas.openxmlformats.org/officeDocument/2006/relationships" xmlns:m="http://schemas.openxmlformats.org/officeDocument/2006/math" xmlns:v="urn:schemas-microsoft-com:vml" xmlns:wp14="http://schemas.microsoft.com/office/word/2010/wordprocessingDrawing" xmlns:wp="http://schemas.openxmlformats.org/drawingml/2006/wordprocessingDrawing" xmlns:w="http://schemas.openxmlformats.org/wordprocessingml/2006/main" xmlns:w14="http://schemas.microsoft.com/office/word/2010/wordml" xmlns:w15="http://schemas.microsoft.com/office/word/2012/wordml" xmlns:w10="urn:schemas-microsoft-com:office:word" xmlns:wpg="http://schemas.microsoft.com/office/word/2010/wordprocessingGroup" xmlns:wpi="http://schemas.microsoft.com/office/word/2010/wordprocessingInk" xmlns:wne="http://schemas.microsoft.com/office/word/2006/wordml" xmlns:wps="http://schemas.microsoft.com/office/word/2010/wordprocessingShape" xmlns:wpsCustomData="http://www.wps.cn/officeDocument/2013/wpsCustomData" mc:Ignorable="w14 w15 wp14">
+  <w15:commentEx w15:paraId="77B729A9" w15:done="0"/>
+</w15:commentsEx>
+</file>
+
+<file path=word/endnotes.xml><?xml version="1.0" encoding="utf-8"?>
+<w:endnotes xmlns:wpc="http://schemas.microsoft.com/office/word/2010/wordprocessingCanvas" xmlns:mc="http://schemas.openxmlformats.org/markup-compatibility/2006" xmlns:o="urn:schemas-microsoft-com:office:office" xmlns:r="http://schemas.openxmlformats.org/officeDocument/2006/relationships" xmlns:m="http://schemas.openxmlformats.org/officeDocument/2006/math" xmlns:v="urn:schemas-microsoft-com:vml" xmlns:wp14="http://schemas.microsoft.com/office/word/2010/wordprocessingDrawing" xmlns:wp="http://schemas.openxmlformats.org/drawingml/2006/wordprocessingDrawing" xmlns:w="http://schemas.openxmlformats.org/wordprocessingml/2006/main" xmlns:w14="http://schemas.microsoft.com/office/word/2010/wordml" xmlns:w15="http://schemas.microsoft.com/office/word/2012/wordml" xmlns:w10="urn:schemas-microsoft-com:office:word" xmlns:wpg="http://schemas.microsoft.com/office/word/2010/wordprocessingGroup" xmlns:wpi="http://schemas.microsoft.com/office/word/2010/wordprocessingInk" xmlns:wne="http://schemas.microsoft.com/office/word/2006/wordml" xmlns:wps="http://schemas.microsoft.com/office/word/2010/wordprocessingShape" xmlns:wpsCustomData="http://www.wps.cn/officeDocument/2013/wpsCustomData" mc:Ignorable="w14 w15 wp14">
+  <w:endnote w:type="separator" w:id="0">
+    <w:p>
+      <w:pPr>
+        <w:spacing w:line="240" w:lineRule="auto"/>
+      </w:pPr>
+      <w:r>
+        <w:separator/>
+      </w:r>
+    </w:p>
+  </w:endnote>
+  <w:endnote w:type="continuationSeparator" w:id="1">
+    <w:p>
+      <w:pPr>
+        <w:spacing w:line="240" w:lineRule="auto"/>
+      </w:pPr>
+      <w:r>
+        <w:continuationSeparator/>
+      </w:r>
+    </w:p>
+  </w:endnote>
+</w:endnotes>
+</file>
+
+<file path=word/footnotes.xml><?xml version="1.0" encoding="utf-8"?>
+<w:footnotes xmlns:wpc="http://schemas.microsoft.com/office/word/2010/wordprocessingCanvas" xmlns:mc="http://schemas.openxmlformats.org/markup-compatibility/2006" xmlns:o="urn:schemas-microsoft-com:office:office" xmlns:r="http://schemas.openxmlformats.org/officeDocument/2006/relationships" xmlns:m="http://schemas.openxmlformats.org/officeDocument/2006/math" xmlns:v="urn:schemas-microsoft-com:vml" xmlns:wp14="http://schemas.microsoft.com/office/word/2010/wordprocessingDrawing" xmlns:wp="http://schemas.openxmlformats.org/drawingml/2006/wordprocessingDrawing" xmlns:w="http://schemas.openxmlformats.org/wordprocessingml/2006/main" xmlns:w14="http://schemas.microsoft.com/office/word/2010/wordml" xmlns:w15="http://schemas.microsoft.com/office/word/2012/wordml" xmlns:w10="urn:schemas-microsoft-com:office:word" xmlns:wpg="http://schemas.microsoft.com/office/word/2010/wordprocessingGroup" xmlns:wpi="http://schemas.microsoft.com/office/word/2010/wordprocessingInk" xmlns:wne="http://schemas.microsoft.com/office/word/2006/wordml" xmlns:wps="http://schemas.microsoft.com/office/word/2010/wordprocessingShape" xmlns:wpsCustomData="http://www.wps.cn/officeDocument/2013/wpsCustomData" mc:Ignorable="w14 w15 wp14">
+  <w:footnote w:type="separator" w:id="0">
+    <w:p>
+      <w:pPr>
+        <w:spacing w:before="0" w:after="0" w:line="259" w:lineRule="auto"/>
+      </w:pPr>
+      <w:r>
+        <w:separator/>
+      </w:r>
+    </w:p>
+  </w:footnote>
+  <w:footnote w:type="continuationSeparator" w:id="1">
+    <w:p>
+      <w:pPr>
+        <w:spacing w:before="0" w:after="0" w:line="259" w:lineRule="auto"/>
+      </w:pPr>
+      <w:r>
+        <w:continuationSeparator/>
+      </w:r>
+    </w:p>
+  </w:footnote>
+</w:footnotes>
+</file>
+
+<file path=word/people.xml><?xml version="1.0" encoding="utf-8"?>
+<w15:people xmlns:wpc="http://schemas.microsoft.com/office/word/2010/wordprocessingCanvas" xmlns:mc="http://schemas.openxmlformats.org/markup-compatibility/2006" xmlns:o="urn:schemas-microsoft-com:office:office" xmlns:r="http://schemas.openxmlformats.org/officeDocument/2006/relationships" xmlns:m="http://schemas.openxmlformats.org/officeDocument/2006/math" xmlns:v="urn:schemas-microsoft-com:vml" xmlns:wp14="http://schemas.microsoft.com/office/word/2010/wordprocessingDrawing" xmlns:wp="http://schemas.openxmlformats.org/drawingml/2006/wordprocessingDrawing" xmlns:w="http://schemas.openxmlformats.org/wordprocessingml/2006/main" xmlns:w14="http://schemas.microsoft.com/office/word/2010/wordml" xmlns:w15="http://schemas.microsoft.com/office/word/2012/wordml" xmlns:w10="urn:schemas-microsoft-com:office:word" xmlns:wpg="http://schemas.microsoft.com/office/word/2010/wordprocessingGroup" xmlns:wpi="http://schemas.microsoft.com/office/word/2010/wordprocessingInk" xmlns:wne="http://schemas.microsoft.com/office/word/2006/wordml" xmlns:wps="http://schemas.microsoft.com/office/word/2010/wordprocessingShape" xmlns:wpsCustomData="http://www.wps.cn/officeDocument/2013/wpsCustomData" mc:Ignorable="w14 w15 wp14">
+  <w15:person w15:author="怒怒小妞">
+    <w15:presenceInfo w15:providerId="WPS Office" w15:userId="3174371854"/>
+  </w15:person>
+</w15:people>
+</file>
+
 <file path=word/styles.xml><?xml version="1.0" encoding="utf-8"?>
-<w:styles xmlns:mc="http://schemas.openxmlformats.org/markup-compatibility/2006" xmlns:o="urn:schemas-microsoft-com:office:office" xmlns:r="http://schemas.openxmlformats.org/officeDocument/2006/relationships" xmlns:m="http://schemas.openxmlformats.org/officeDocument/2006/math" xmlns:v="urn:schemas-microsoft-com:vml" xmlns:w="http://schemas.openxmlformats.org/wordprocessingml/2006/main" xmlns:w14="http://schemas.microsoft.com/office/word/2010/wordml" xmlns:w10="urn:schemas-microsoft-com:office:word" xmlns:sl="http://schemas.openxmlformats.org/schemaLibrary/2006/main" mc:Ignorable="w14">
+<w:styles xmlns:mc="http://schemas.openxmlformats.org/markup-compatibility/2006" xmlns:o="urn:schemas-microsoft-com:office:office" xmlns:r="http://schemas.openxmlformats.org/officeDocument/2006/relationships" xmlns:m="http://schemas.openxmlformats.org/officeDocument/2006/math" xmlns:v="urn:schemas-microsoft-com:vml" xmlns:w="http://schemas.openxmlformats.org/wordprocessingml/2006/main" xmlns:w14="http://schemas.microsoft.com/office/word/2010/wordml" xmlns:w10="urn:schemas-microsoft-com:office:word" xmlns:sl="http://schemas.openxmlformats.org/schemaLibrary/2006/main" xmlns:wpsCustomData="http://www.wps.cn/officeDocument/2013/wpsCustomData" mc:Ignorable="w14">
   <w:docDefaults>
     <w:rPrDefault>
       <w:rPr>
         <w:rFonts w:ascii="Times New Roman" w:hAnsi="Times New Roman" w:eastAsia="宋体" w:cs="Times New Roman"/>
       </w:rPr>
     </w:rPrDefault>
+    <w:pPrDefault/>
   </w:docDefaults>
   <w:latentStyles w:count="260" w:defQFormat="0" w:defUnhideWhenUsed="1" w:defSemiHidden="1" w:defUIPriority="99" w:defLockedState="0">
     <w:lsdException w:qFormat="1" w:unhideWhenUsed="0" w:uiPriority="0" w:semiHidden="0" w:name="Normal"/>
@@ -2840,13 +2789,13 @@
       <w:outlineLvl w:val="8"/>
     </w:pPr>
   </w:style>
-  <w:style w:type="character" w:default="1" w:styleId="14">
+  <w:style w:type="character" w:default="1" w:styleId="16">
     <w:name w:val="Default Paragraph Font"/>
     <w:unhideWhenUsed/>
     <w:qFormat/>
     <w:uiPriority w:val="1"/>
   </w:style>
-  <w:style w:type="table" w:default="1" w:styleId="16">
+  <w:style w:type="table" w:default="1" w:styleId="14">
     <w:name w:val="Normal Table"/>
     <w:unhideWhenUsed/>
     <w:qFormat/>
@@ -2861,18 +2810,6 @@
     </w:tblPr>
   </w:style>
   <w:style w:type="paragraph" w:styleId="11">
-    <w:name w:val="annotation subject"/>
-    <w:basedOn w:val="12"/>
-    <w:next w:val="12"/>
-    <w:link w:val="19"/>
-    <w:qFormat/>
-    <w:uiPriority w:val="0"/>
-    <w:rPr>
-      <w:b/>
-      <w:bCs/>
-    </w:rPr>
-  </w:style>
-  <w:style w:type="paragraph" w:styleId="12">
     <w:name w:val="annotation text"/>
     <w:basedOn w:val="1"/>
     <w:link w:val="18"/>
@@ -2882,7 +2819,7 @@
       <w:jc w:val="left"/>
     </w:pPr>
   </w:style>
-  <w:style w:type="paragraph" w:styleId="13">
+  <w:style w:type="paragraph" w:styleId="12">
     <w:name w:val="HTML Preformatted"/>
     <w:basedOn w:val="1"/>
     <w:qFormat/>
@@ -2914,19 +2851,21 @@
       <w:sz w:val="24"/>
     </w:rPr>
   </w:style>
-  <w:style w:type="character" w:styleId="15">
-    <w:name w:val="annotation reference"/>
-    <w:basedOn w:val="14"/>
+  <w:style w:type="paragraph" w:styleId="13">
+    <w:name w:val="annotation subject"/>
+    <w:basedOn w:val="11"/>
+    <w:next w:val="11"/>
+    <w:link w:val="19"/>
     <w:qFormat/>
     <w:uiPriority w:val="0"/>
     <w:rPr>
-      <w:sz w:val="21"/>
-      <w:szCs w:val="21"/>
+      <w:b/>
+      <w:bCs/>
     </w:rPr>
   </w:style>
-  <w:style w:type="table" w:styleId="17">
+  <w:style w:type="table" w:styleId="15">
     <w:name w:val="Table Grid"/>
-    <w:basedOn w:val="16"/>
+    <w:basedOn w:val="14"/>
     <w:qFormat/>
     <w:uiPriority w:val="0"/>
     <w:pPr>
@@ -2944,10 +2883,20 @@
       </w:tblBorders>
     </w:tblPr>
   </w:style>
+  <w:style w:type="character" w:styleId="17">
+    <w:name w:val="annotation reference"/>
+    <w:basedOn w:val="16"/>
+    <w:qFormat/>
+    <w:uiPriority w:val="0"/>
+    <w:rPr>
+      <w:sz w:val="21"/>
+      <w:szCs w:val="21"/>
+    </w:rPr>
+  </w:style>
   <w:style w:type="character" w:customStyle="1" w:styleId="18">
     <w:name w:val="Comment Text Char"/>
-    <w:basedOn w:val="14"/>
-    <w:link w:val="12"/>
+    <w:basedOn w:val="16"/>
+    <w:link w:val="11"/>
     <w:qFormat/>
     <w:uiPriority w:val="0"/>
     <w:rPr>
@@ -2960,7 +2909,7 @@
   <w:style w:type="character" w:customStyle="1" w:styleId="19">
     <w:name w:val="Comment Subject Char"/>
     <w:basedOn w:val="18"/>
-    <w:link w:val="11"/>
+    <w:link w:val="13"/>
     <w:qFormat/>
     <w:uiPriority w:val="0"/>
     <w:rPr>
@@ -2970,6 +2919,20 @@
       <w:kern w:val="2"/>
       <w:sz w:val="21"/>
       <w:szCs w:val="24"/>
+    </w:rPr>
+  </w:style>
+  <w:style w:type="paragraph" w:customStyle="1" w:styleId="20">
+    <w:name w:val="Revision"/>
+    <w:hidden/>
+    <w:semiHidden/>
+    <w:qFormat/>
+    <w:uiPriority w:val="99"/>
+    <w:rPr>
+      <w:rFonts w:ascii="Arial" w:hAnsi="Arial" w:eastAsia="微软雅黑" w:cs="Times New Roman"/>
+      <w:kern w:val="2"/>
+      <w:sz w:val="21"/>
+      <w:szCs w:val="24"/>
+      <w:lang w:val="en-US" w:eastAsia="zh-CN" w:bidi="ar-SA"/>
     </w:rPr>
   </w:style>
 </w:styles>
@@ -3228,20 +3191,4 @@
   </a:themeElements>
   <a:objectDefaults/>
 </a:theme>
-</file>
-
-<file path=customXml/item1.xml><?xml version="1.0" encoding="utf-8"?>
-<s:customData xmlns="http://www.wps.cn/officeDocument/2013/wpsCustomData" xmlns:s="http://www.wps.cn/officeDocument/2013/wpsCustomData">
-  <customSectProps>
-    <customSectPr/>
-  </customSectProps>
-</s:customData>
-</file>
-
-<file path=customXml/itemProps1.xml><?xml version="1.0" encoding="utf-8"?>
-<ds:datastoreItem xmlns:ds="http://schemas.openxmlformats.org/officeDocument/2006/customXml" ds:itemID="{B1977F7D-205B-4081-913C-38D41E755F92}">
-  <ds:schemaRefs>
-    <ds:schemaRef ds:uri="http://www.wps.cn/officeDocument/2013/wpsCustomData"/>
-  </ds:schemaRefs>
-</ds:datastoreItem>
 </file>